--- a/docs/Viva_QA_Sheet.docx
+++ b/docs/Viva_QA_Sheet.docx
@@ -139,7 +139,7 @@
         <w:t xml:space="preserve"> </w:t>
       </w:r>
       <w:r>
-        <w:t xml:space="preserve">thirty-one automated tests covering every test case in our report.”</w:t>
+        <w:t xml:space="preserve">thirty-five automated tests covering every test case in our report.”</w:t>
       </w:r>
     </w:p>
     <w:p>
@@ -917,7 +917,7 @@
               <w:t xml:space="preserve">“</w:t>
             </w:r>
             <w:r>
-              <w:t xml:space="preserve">All thirty-one tests pass.</w:t>
+              <w:t xml:space="preserve">All thirty-five tests pass.</w:t>
             </w:r>
             <w:r>
               <w:t xml:space="preserve">”</w:t>
@@ -3095,25 +3095,13 @@
           <w:bCs/>
           <w:b/>
         </w:rPr>
-        <w:t xml:space="preserve">Q: (Honest answer) Do you have CSRF protection?</w:t>
-      </w:r>
-      <w:r>
-        <w:t xml:space="preserve"> </w:t>
-      </w:r>
-      <w:r>
-        <w:t xml:space="preserve">No — that is a known limitation we have documented. A malicious page could in</w:t>
-      </w:r>
-      <w:r>
-        <w:t xml:space="preserve"> </w:t>
-      </w:r>
-      <w:r>
-        <w:t xml:space="preserve">principle submit a form on behalf of a logged-in user. The standard fix in</w:t>
-      </w:r>
-      <w:r>
-        <w:t xml:space="preserve"> </w:t>
-      </w:r>
-      <w:r>
-        <w:t xml:space="preserve">Flask is Flask-WTF’s</w:t>
+        <w:t xml:space="preserve">Q: Do you have CSRF protection?</w:t>
+      </w:r>
+      <w:r>
+        <w:t xml:space="preserve"> </w:t>
+      </w:r>
+      <w:r>
+        <w:t xml:space="preserve">Yes. We use Flask-WTF’s</w:t>
       </w:r>
       <w:r>
         <w:t xml:space="preserve"> </w:t>
@@ -3125,13 +3113,109 @@
         <w:t xml:space="preserve">CSRFProtect</w:t>
       </w:r>
       <w:r>
-        <w:t xml:space="preserve">, which adds a hidden token to every form</w:t>
-      </w:r>
-      <w:r>
-        <w:t xml:space="preserve"> </w:t>
-      </w:r>
-      <w:r>
-        <w:t xml:space="preserve">and rejects requests without it. We would add that before deploying publicly.</w:t>
+        <w:t xml:space="preserve">. The server puts a hidden token in every</w:t>
+      </w:r>
+      <w:r>
+        <w:t xml:space="preserve"> </w:t>
+      </w:r>
+      <w:r>
+        <w:t xml:space="preserve">one of our fifteen forms, and a POST arriving without the matching token is</w:t>
+      </w:r>
+      <w:r>
+        <w:t xml:space="preserve"> </w:t>
+      </w:r>
+      <w:r>
+        <w:t xml:space="preserve">rejected with HTTP 400. That stops another website from submitting a form on</w:t>
+      </w:r>
+      <w:r>
+        <w:t xml:space="preserve"> </w:t>
+      </w:r>
+      <w:r>
+        <w:t xml:space="preserve">behalf of a logged-in user. The read-only JSON API is exempt because it only</w:t>
+      </w:r>
+      <w:r>
+        <w:t xml:space="preserve"> </w:t>
+      </w:r>
+      <w:r>
+        <w:t xml:space="preserve">answers GET requests.</w:t>
+      </w:r>
+    </w:p>
+    <w:p>
+      <w:pPr>
+        <w:pStyle w:val="BodyText"/>
+      </w:pPr>
+      <w:r>
+        <w:rPr>
+          <w:bCs/>
+          <w:b/>
+        </w:rPr>
+        <w:t xml:space="preserve">Q: Can you prove the CSRF protection works?</w:t>
+      </w:r>
+      <w:r>
+        <w:t xml:space="preserve"> </w:t>
+      </w:r>
+      <w:r>
+        <w:t xml:space="preserve">Yes —</w:t>
+      </w:r>
+      <w:r>
+        <w:t xml:space="preserve"> </w:t>
+      </w:r>
+      <w:r>
+        <w:rPr>
+          <w:rStyle w:val="VerbatimChar"/>
+        </w:rPr>
+        <w:t xml:space="preserve">python -m pytest tests/test_11_csrf.py -v</w:t>
+      </w:r>
+      <w:r>
+        <w:t xml:space="preserve">. One test posts to</w:t>
+      </w:r>
+      <w:r>
+        <w:t xml:space="preserve"> </w:t>
+      </w:r>
+      <w:r>
+        <w:rPr>
+          <w:rStyle w:val="VerbatimChar"/>
+        </w:rPr>
+        <w:t xml:space="preserve">/login</w:t>
+      </w:r>
+      <w:r>
+        <w:t xml:space="preserve"> </w:t>
+      </w:r>
+      <w:r>
+        <w:t xml:space="preserve">without a token and asserts it is refused and that nobody is logged in;</w:t>
+      </w:r>
+      <w:r>
+        <w:t xml:space="preserve"> </w:t>
+      </w:r>
+      <w:r>
+        <w:t xml:space="preserve">another reads the token from the page and shows a normal login still works.</w:t>
+      </w:r>
+      <w:r>
+        <w:t xml:space="preserve"> </w:t>
+      </w:r>
+      <w:r>
+        <w:t xml:space="preserve">You can also try it live with curl: posting to</w:t>
+      </w:r>
+      <w:r>
+        <w:t xml:space="preserve"> </w:t>
+      </w:r>
+      <w:r>
+        <w:rPr>
+          <w:rStyle w:val="VerbatimChar"/>
+        </w:rPr>
+        <w:t xml:space="preserve">/login</w:t>
+      </w:r>
+      <w:r>
+        <w:t xml:space="preserve"> </w:t>
+      </w:r>
+      <w:r>
+        <w:t xml:space="preserve">from outside the</w:t>
+      </w:r>
+      <w:r>
+        <w:t xml:space="preserve"> </w:t>
+      </w:r>
+      <w:r>
+        <w:t xml:space="preserve">browser returns 400.</w:t>
       </w:r>
     </w:p>
     <w:bookmarkEnd w:id="28"/>
@@ -3307,7 +3391,7 @@
         <w:t xml:space="preserve"> </w:t>
       </w:r>
       <w:r>
-        <w:t xml:space="preserve">folder — thirty-one tests, one file per area.</w:t>
+        <w:t xml:space="preserve">folder — thirty-five tests, one file per area.</w:t>
       </w:r>
     </w:p>
     <w:p>
@@ -4040,25 +4124,19 @@
           <w:bCs/>
           <w:b/>
         </w:rPr>
-        <w:t xml:space="preserve">CSRF protection</w:t>
-      </w:r>
-      <w:r>
-        <w:t xml:space="preserve"> </w:t>
-      </w:r>
-      <w:r>
-        <w:t xml:space="preserve">— not implemented; the fix is Flask-WTF</w:t>
-      </w:r>
-      <w:r>
-        <w:t xml:space="preserve"> </w:t>
-      </w:r>
-      <w:r>
-        <w:rPr>
-          <w:rStyle w:val="VerbatimChar"/>
-        </w:rPr>
-        <w:t xml:space="preserve">CSRFProtect</w:t>
-      </w:r>
-      <w:r>
-        <w:t xml:space="preserve">.</w:t>
+        <w:t xml:space="preserve">Email and SMS</w:t>
+      </w:r>
+      <w:r>
+        <w:t xml:space="preserve"> </w:t>
+      </w:r>
+      <w:r>
+        <w:t xml:space="preserve">— not implemented; notifications are inside the</w:t>
+      </w:r>
+      <w:r>
+        <w:t xml:space="preserve"> </w:t>
+      </w:r>
+      <w:r>
+        <w:t xml:space="preserve">application only, because we had no mail server to demonstrate with.</w:t>
       </w:r>
     </w:p>
     <w:p>
@@ -4074,19 +4152,19 @@
           <w:bCs/>
           <w:b/>
         </w:rPr>
-        <w:t xml:space="preserve">Email and SMS</w:t>
-      </w:r>
-      <w:r>
-        <w:t xml:space="preserve"> </w:t>
-      </w:r>
-      <w:r>
-        <w:t xml:space="preserve">— not implemented; notifications are inside the</w:t>
-      </w:r>
-      <w:r>
-        <w:t xml:space="preserve"> </w:t>
-      </w:r>
-      <w:r>
-        <w:t xml:space="preserve">application only, because we had no mail server to demonstrate with.</w:t>
+        <w:t xml:space="preserve">Deployment</w:t>
+      </w:r>
+      <w:r>
+        <w:t xml:space="preserve"> </w:t>
+      </w:r>
+      <w:r>
+        <w:t xml:space="preserve">— runs on the Flask development server; a production</w:t>
+      </w:r>
+      <w:r>
+        <w:t xml:space="preserve"> </w:t>
+      </w:r>
+      <w:r>
+        <w:t xml:space="preserve">deployment needs Gunicorn or similar behind a web server, with HTTPS.</w:t>
       </w:r>
     </w:p>
     <w:p>
@@ -4102,47 +4180,40 @@
           <w:bCs/>
           <w:b/>
         </w:rPr>
-        <w:t xml:space="preserve">Deployment</w:t>
-      </w:r>
-      <w:r>
-        <w:t xml:space="preserve"> </w:t>
-      </w:r>
-      <w:r>
-        <w:t xml:space="preserve">— runs on the Flask development server; a production</w:t>
-      </w:r>
-      <w:r>
-        <w:t xml:space="preserve"> </w:t>
-      </w:r>
-      <w:r>
-        <w:t xml:space="preserve">deployment needs Gunicorn or similar behind a web server, with HTTPS.</w:t>
-      </w:r>
-    </w:p>
-    <w:p>
-      <w:pPr>
-        <w:numPr>
-          <w:ilvl w:val="0"/>
-          <w:numId w:val="1001"/>
-        </w:numPr>
-        <w:pStyle w:val="Compact"/>
-      </w:pPr>
-      <w:r>
-        <w:rPr>
-          <w:bCs/>
-          <w:b/>
-        </w:rPr>
-        <w:t xml:space="preserve">The secret key is in the source</w:t>
-      </w:r>
-      <w:r>
-        <w:t xml:space="preserve"> </w:t>
-      </w:r>
-      <w:r>
-        <w:t xml:space="preserve">— for a real deployment it belongs in an</w:t>
-      </w:r>
-      <w:r>
-        <w:t xml:space="preserve"> </w:t>
-      </w:r>
-      <w:r>
-        <w:t xml:space="preserve">environment variable, like the database URL already does.</w:t>
+        <w:t xml:space="preserve">The secret key</w:t>
+      </w:r>
+      <w:r>
+        <w:t xml:space="preserve"> </w:t>
+      </w:r>
+      <w:r>
+        <w:t xml:space="preserve">— it now reads from the</w:t>
+      </w:r>
+      <w:r>
+        <w:t xml:space="preserve"> </w:t>
+      </w:r>
+      <w:r>
+        <w:rPr>
+          <w:rStyle w:val="VerbatimChar"/>
+        </w:rPr>
+        <w:t xml:space="preserve">SECRET_KEY</w:t>
+      </w:r>
+      <w:r>
+        <w:t xml:space="preserve"> </w:t>
+      </w:r>
+      <w:r>
+        <w:t xml:space="preserve">environment variable</w:t>
+      </w:r>
+      <w:r>
+        <w:t xml:space="preserve"> </w:t>
+      </w:r>
+      <w:r>
+        <w:t xml:space="preserve">when one is set, but the fallback value is still in the source for</w:t>
+      </w:r>
+      <w:r>
+        <w:t xml:space="preserve"> </w:t>
+      </w:r>
+      <w:r>
+        <w:t xml:space="preserve">convenience during development.</w:t>
       </w:r>
     </w:p>
     <w:p>
@@ -4466,7 +4537,7 @@
               <w:jc w:val="left"/>
             </w:pPr>
             <w:r>
-              <w:t xml:space="preserve">31, all passing</w:t>
+              <w:t xml:space="preserve">35, all passing</w:t>
             </w:r>
           </w:p>
         </w:tc>
@@ -4492,7 +4563,7 @@
               <w:jc w:val="left"/>
             </w:pPr>
             <w:r>
-              <w:t xml:space="preserve">26</w:t>
+              <w:t xml:space="preserve">27</w:t>
             </w:r>
           </w:p>
         </w:tc>
@@ -4570,7 +4641,7 @@
               <w:jc w:val="left"/>
             </w:pPr>
             <w:r>
-              <w:t xml:space="preserve">Python, Flask, SQLAlchemy ORM, PyMySQL, MySQL, Bootstrap 5, Chart.js</w:t>
+              <w:t xml:space="preserve">Python, Flask, SQLAlchemy ORM, PyMySQL, MySQL, Bootstrap 5, Chart.js, Flask-WTF</w:t>
             </w:r>
           </w:p>
         </w:tc>

--- a/docs/Viva_QA_Sheet.docx
+++ b/docs/Viva_QA_Sheet.docx
@@ -139,7 +139,7 @@
         <w:t xml:space="preserve"> </w:t>
       </w:r>
       <w:r>
-        <w:t xml:space="preserve">thirty-five automated tests covering every test case in our report.”</w:t>
+        <w:t xml:space="preserve">forty automated tests covering every test case in our report.”</w:t>
       </w:r>
     </w:p>
     <w:p>
@@ -360,6 +360,56 @@
               <w:jc w:val="left"/>
             </w:pPr>
             <w:r>
+              <w:t xml:space="preserve">2b</w:t>
+            </w:r>
+          </w:p>
+        </w:tc>
+        <w:tc>
+          <w:tcPr/>
+          <w:p>
+            <w:pPr>
+              <w:pStyle w:val="Compact"/>
+              <w:jc w:val="left"/>
+            </w:pPr>
+            <w:r>
+              <w:t xml:space="preserve">Login as admin, open Verifications</w:t>
+            </w:r>
+          </w:p>
+        </w:tc>
+        <w:tc>
+          <w:tcPr/>
+          <w:p>
+            <w:pPr>
+              <w:pStyle w:val="Compact"/>
+              <w:jc w:val="left"/>
+            </w:pPr>
+            <w:r>
+              <w:t xml:space="preserve">“</w:t>
+            </w:r>
+            <w:r>
+              <w:t xml:space="preserve">Every new account waits here. I can see the uploaded document before approving.</w:t>
+            </w:r>
+            <w:r>
+              <w:t xml:space="preserve">”</w:t>
+            </w:r>
+            <w:r>
+              <w:t xml:space="preserve"> </w:t>
+            </w:r>
+            <w:r>
+              <w:t xml:space="preserve">Approve the new student.</w:t>
+            </w:r>
+          </w:p>
+        </w:tc>
+      </w:tr>
+      <w:tr>
+        <w:tc>
+          <w:tcPr/>
+          <w:p>
+            <w:pPr>
+              <w:pStyle w:val="Compact"/>
+              <w:jc w:val="left"/>
+            </w:pPr>
+            <w:r>
               <w:t xml:space="preserve">3</w:t>
             </w:r>
           </w:p>
@@ -917,7 +967,7 @@
               <w:t xml:space="preserve">“</w:t>
             </w:r>
             <w:r>
-              <w:t xml:space="preserve">All thirty-five tests pass.</w:t>
+              <w:t xml:space="preserve">All forty tests pass.</w:t>
             </w:r>
             <w:r>
               <w:t xml:space="preserve">”</w:t>
@@ -2939,6 +2989,73 @@
           <w:bCs/>
           <w:b/>
         </w:rPr>
+        <w:t xml:space="preserve">Q: How does account verification work?</w:t>
+      </w:r>
+      <w:r>
+        <w:t xml:space="preserve"> </w:t>
+      </w:r>
+      <w:r>
+        <w:t xml:space="preserve">Every new student, company and supervisor account is created with the status</w:t>
+      </w:r>
+      <w:r>
+        <w:t xml:space="preserve"> </w:t>
+      </w:r>
+      <w:r>
+        <w:rPr>
+          <w:iCs/>
+          <w:i/>
+        </w:rPr>
+        <w:t xml:space="preserve">pending</w:t>
+      </w:r>
+      <w:r>
+        <w:t xml:space="preserve">. Until the administrator approves it, the account can log in and</w:t>
+      </w:r>
+      <w:r>
+        <w:t xml:space="preserve"> </w:t>
+      </w:r>
+      <w:r>
+        <w:t xml:space="preserve">look around, but its main action is blocked: a student cannot apply, a</w:t>
+      </w:r>
+      <w:r>
+        <w:t xml:space="preserve"> </w:t>
+      </w:r>
+      <w:r>
+        <w:t xml:space="preserve">company cannot post an internship, and a supervisor cannot give feedback. The</w:t>
+      </w:r>
+      <w:r>
+        <w:t xml:space="preserve"> </w:t>
+      </w:r>
+      <w:r>
+        <w:t xml:space="preserve">administrator sees a verification queue showing each applicant’s details and,</w:t>
+      </w:r>
+      <w:r>
+        <w:t xml:space="preserve"> </w:t>
+      </w:r>
+      <w:r>
+        <w:t xml:space="preserve">for students, the uploaded document, and approves or rejects with a reason.</w:t>
+      </w:r>
+      <w:r>
+        <w:t xml:space="preserve"> </w:t>
+      </w:r>
+      <w:r>
+        <w:t xml:space="preserve">The user is notified of the decision, and the whole action is written to the</w:t>
+      </w:r>
+      <w:r>
+        <w:t xml:space="preserve"> </w:t>
+      </w:r>
+      <w:r>
+        <w:t xml:space="preserve">audit log.</w:t>
+      </w:r>
+    </w:p>
+    <w:p>
+      <w:pPr>
+        <w:pStyle w:val="BodyText"/>
+      </w:pPr>
+      <w:r>
+        <w:rPr>
+          <w:bCs/>
+          <w:b/>
+        </w:rPr>
         <w:t xml:space="preserve">Q: How does role-based access control work?</w:t>
       </w:r>
       <w:r>
@@ -3391,7 +3508,7 @@
         <w:t xml:space="preserve"> </w:t>
       </w:r>
       <w:r>
-        <w:t xml:space="preserve">folder — thirty-five tests, one file per area.</w:t>
+        <w:t xml:space="preserve">folder — forty tests, one file per area.</w:t>
       </w:r>
     </w:p>
     <w:p>
@@ -4537,7 +4654,7 @@
               <w:jc w:val="left"/>
             </w:pPr>
             <w:r>
-              <w:t xml:space="preserve">35, all passing</w:t>
+              <w:t xml:space="preserve">40, all passing</w:t>
             </w:r>
           </w:p>
         </w:tc>
@@ -4563,7 +4680,7 @@
               <w:jc w:val="left"/>
             </w:pPr>
             <w:r>
-              <w:t xml:space="preserve">27</w:t>
+              <w:t xml:space="preserve">28</w:t>
             </w:r>
           </w:p>
         </w:tc>

--- a/docs/Viva_QA_Sheet.docx
+++ b/docs/Viva_QA_Sheet.docx
@@ -826,7 +826,7 @@
               <w:t xml:space="preserve">“</w:t>
             </w:r>
             <w:r>
-              <w:t xml:space="preserve">The admin dashboard has KPIs and charts.</w:t>
+              <w:t xml:space="preserve">The admin dashboard shows system wide figures.</w:t>
             </w:r>
             <w:r>
               <w:t xml:space="preserve">”</w:t>
@@ -3394,36 +3394,6 @@
       </w:r>
       <w:r>
         <w:t xml:space="preserve">without an internet connection.</w:t>
-      </w:r>
-    </w:p>
-    <w:p>
-      <w:pPr>
-        <w:pStyle w:val="BodyText"/>
-      </w:pPr>
-      <w:r>
-        <w:rPr>
-          <w:bCs/>
-          <w:b/>
-        </w:rPr>
-        <w:t xml:space="preserve">Q: How are the charts made?</w:t>
-      </w:r>
-      <w:r>
-        <w:t xml:space="preserve"> </w:t>
-      </w:r>
-      <w:r>
-        <w:t xml:space="preserve">With Chart.js, also served locally. The Flask route calculates the numbers</w:t>
-      </w:r>
-      <w:r>
-        <w:t xml:space="preserve"> </w:t>
-      </w:r>
-      <w:r>
-        <w:t xml:space="preserve">from the database, passes them to the template, and a small script draws the</w:t>
-      </w:r>
-      <w:r>
-        <w:t xml:space="preserve"> </w:t>
-      </w:r>
-      <w:r>
-        <w:t xml:space="preserve">chart. The charts are not hard-coded — they change with the data.</w:t>
       </w:r>
     </w:p>
     <w:p>
@@ -4758,7 +4728,7 @@
               <w:jc w:val="left"/>
             </w:pPr>
             <w:r>
-              <w:t xml:space="preserve">Python, Flask, SQLAlchemy ORM, PyMySQL, MySQL, Bootstrap 5, Chart.js, Flask-WTF</w:t>
+              <w:t xml:space="preserve">Python, Flask, SQLAlchemy ORM, PyMySQL, MySQL, Bootstrap 5, Bootstrap Icons, Flask-WTF</w:t>
             </w:r>
           </w:p>
         </w:tc>

--- a/docs/Viva_QA_Sheet.docx
+++ b/docs/Viva_QA_Sheet.docx
@@ -139,7 +139,7 @@
         <w:t xml:space="preserve"> </w:t>
       </w:r>
       <w:r>
-        <w:t xml:space="preserve">forty automated tests covering every test case in our report.”</w:t>
+        <w:t xml:space="preserve">thirty-eight automated tests covering every test case in our report.”</w:t>
       </w:r>
     </w:p>
     <w:p>
@@ -967,7 +967,7 @@
               <w:t xml:space="preserve">“</w:t>
             </w:r>
             <w:r>
-              <w:t xml:space="preserve">All forty tests pass.</w:t>
+              <w:t xml:space="preserve">All thirty-eight tests pass.</w:t>
             </w:r>
             <w:r>
               <w:t xml:space="preserve">”</w:t>
@@ -3478,7 +3478,7 @@
         <w:t xml:space="preserve"> </w:t>
       </w:r>
       <w:r>
-        <w:t xml:space="preserve">folder — forty tests, one file per area.</w:t>
+        <w:t xml:space="preserve">folder — thirty-eight tests, one file per area.</w:t>
       </w:r>
     </w:p>
     <w:p>
@@ -4624,7 +4624,7 @@
               <w:jc w:val="left"/>
             </w:pPr>
             <w:r>
-              <w:t xml:space="preserve">40, all passing</w:t>
+              <w:t xml:space="preserve">38, all passing</w:t>
             </w:r>
           </w:p>
         </w:tc>
@@ -4650,7 +4650,7 @@
               <w:jc w:val="left"/>
             </w:pPr>
             <w:r>
-              <w:t xml:space="preserve">28</w:t>
+              <w:t xml:space="preserve">27</w:t>
             </w:r>
           </w:p>
         </w:tc>

--- a/docs/Viva_QA_Sheet.docx
+++ b/docs/Viva_QA_Sheet.docx
@@ -139,7 +139,7 @@
         <w:t xml:space="preserve"> </w:t>
       </w:r>
       <w:r>
-        <w:t xml:space="preserve">thirty-eight automated tests covering every test case in our report.”</w:t>
+        <w:t xml:space="preserve">thirty-five automated tests covering every test case in our report.”</w:t>
       </w:r>
     </w:p>
     <w:p>
@@ -967,7 +967,7 @@
               <w:t xml:space="preserve">“</w:t>
             </w:r>
             <w:r>
-              <w:t xml:space="preserve">All thirty-eight tests pass.</w:t>
+              <w:t xml:space="preserve">All thirty-five tests pass.</w:t>
             </w:r>
             <w:r>
               <w:t xml:space="preserve">”</w:t>
@@ -3212,13 +3212,25 @@
           <w:bCs/>
           <w:b/>
         </w:rPr>
-        <w:t xml:space="preserve">Q: Do you have CSRF protection?</w:t>
-      </w:r>
-      <w:r>
-        <w:t xml:space="preserve"> </w:t>
-      </w:r>
-      <w:r>
-        <w:t xml:space="preserve">Yes. We use Flask-WTF’s</w:t>
+        <w:t xml:space="preserve">Q: (Honest answer) Do you have CSRF protection?</w:t>
+      </w:r>
+      <w:r>
+        <w:t xml:space="preserve"> </w:t>
+      </w:r>
+      <w:r>
+        <w:t xml:space="preserve">No, and we know it. A malicious page could in principle submit a form on</w:t>
+      </w:r>
+      <w:r>
+        <w:t xml:space="preserve"> </w:t>
+      </w:r>
+      <w:r>
+        <w:t xml:space="preserve">behalf of a user who is already logged in. The standard fix in Flask is</w:t>
+      </w:r>
+      <w:r>
+        <w:t xml:space="preserve"> </w:t>
+      </w:r>
+      <w:r>
+        <w:t xml:space="preserve">Flask-WTF’s</w:t>
       </w:r>
       <w:r>
         <w:t xml:space="preserve"> </w:t>
@@ -3230,109 +3242,19 @@
         <w:t xml:space="preserve">CSRFProtect</w:t>
       </w:r>
       <w:r>
-        <w:t xml:space="preserve">. The server puts a hidden token in every</w:t>
-      </w:r>
-      <w:r>
-        <w:t xml:space="preserve"> </w:t>
-      </w:r>
-      <w:r>
-        <w:t xml:space="preserve">one of our fifteen forms, and a POST arriving without the matching token is</w:t>
-      </w:r>
-      <w:r>
-        <w:t xml:space="preserve"> </w:t>
-      </w:r>
-      <w:r>
-        <w:t xml:space="preserve">rejected with HTTP 400. That stops another website from submitting a form on</w:t>
-      </w:r>
-      <w:r>
-        <w:t xml:space="preserve"> </w:t>
-      </w:r>
-      <w:r>
-        <w:t xml:space="preserve">behalf of a logged-in user. The read-only JSON API is exempt because it only</w:t>
-      </w:r>
-      <w:r>
-        <w:t xml:space="preserve"> </w:t>
-      </w:r>
-      <w:r>
-        <w:t xml:space="preserve">answers GET requests.</w:t>
-      </w:r>
-    </w:p>
-    <w:p>
-      <w:pPr>
-        <w:pStyle w:val="BodyText"/>
-      </w:pPr>
-      <w:r>
-        <w:rPr>
-          <w:bCs/>
-          <w:b/>
-        </w:rPr>
-        <w:t xml:space="preserve">Q: Can you prove the CSRF protection works?</w:t>
-      </w:r>
-      <w:r>
-        <w:t xml:space="preserve"> </w:t>
-      </w:r>
-      <w:r>
-        <w:t xml:space="preserve">Yes —</w:t>
-      </w:r>
-      <w:r>
-        <w:t xml:space="preserve"> </w:t>
-      </w:r>
-      <w:r>
-        <w:rPr>
-          <w:rStyle w:val="VerbatimChar"/>
-        </w:rPr>
-        <w:t xml:space="preserve">python -m pytest tests/test_11_csrf.py -v</w:t>
-      </w:r>
-      <w:r>
-        <w:t xml:space="preserve">. One test posts to</w:t>
-      </w:r>
-      <w:r>
-        <w:t xml:space="preserve"> </w:t>
-      </w:r>
-      <w:r>
-        <w:rPr>
-          <w:rStyle w:val="VerbatimChar"/>
-        </w:rPr>
-        <w:t xml:space="preserve">/login</w:t>
-      </w:r>
-      <w:r>
-        <w:t xml:space="preserve"> </w:t>
-      </w:r>
-      <w:r>
-        <w:t xml:space="preserve">without a token and asserts it is refused and that nobody is logged in;</w:t>
-      </w:r>
-      <w:r>
-        <w:t xml:space="preserve"> </w:t>
-      </w:r>
-      <w:r>
-        <w:t xml:space="preserve">another reads the token from the page and shows a normal login still works.</w:t>
-      </w:r>
-      <w:r>
-        <w:t xml:space="preserve"> </w:t>
-      </w:r>
-      <w:r>
-        <w:t xml:space="preserve">You can also try it live with curl: posting to</w:t>
-      </w:r>
-      <w:r>
-        <w:t xml:space="preserve"> </w:t>
-      </w:r>
-      <w:r>
-        <w:rPr>
-          <w:rStyle w:val="VerbatimChar"/>
-        </w:rPr>
-        <w:t xml:space="preserve">/login</w:t>
-      </w:r>
-      <w:r>
-        <w:t xml:space="preserve"> </w:t>
-      </w:r>
-      <w:r>
-        <w:t xml:space="preserve">from outside the</w:t>
-      </w:r>
-      <w:r>
-        <w:t xml:space="preserve"> </w:t>
-      </w:r>
-      <w:r>
-        <w:t xml:space="preserve">browser returns 400.</w:t>
+        <w:t xml:space="preserve">, which puts a hidden token in every form and</w:t>
+      </w:r>
+      <w:r>
+        <w:t xml:space="preserve"> </w:t>
+      </w:r>
+      <w:r>
+        <w:t xml:space="preserve">rejects any POST that arrives without it. We would add that before putting</w:t>
+      </w:r>
+      <w:r>
+        <w:t xml:space="preserve"> </w:t>
+      </w:r>
+      <w:r>
+        <w:t xml:space="preserve">the system on a public server.</w:t>
       </w:r>
     </w:p>
     <w:bookmarkEnd w:id="28"/>
@@ -3478,7 +3400,7 @@
         <w:t xml:space="preserve"> </w:t>
       </w:r>
       <w:r>
-        <w:t xml:space="preserve">folder — thirty-eight tests, one file per area.</w:t>
+        <w:t xml:space="preserve">folder — thirty-five tests, one file per area.</w:t>
       </w:r>
     </w:p>
     <w:p>
@@ -4267,13 +4189,47 @@
           <w:bCs/>
           <w:b/>
         </w:rPr>
+        <w:t xml:space="preserve">CSRF protection</w:t>
+      </w:r>
+      <w:r>
+        <w:t xml:space="preserve"> </w:t>
+      </w:r>
+      <w:r>
+        <w:t xml:space="preserve">— not implemented; the fix is Flask-WTF</w:t>
+      </w:r>
+      <w:r>
+        <w:t xml:space="preserve"> </w:t>
+      </w:r>
+      <w:r>
+        <w:rPr>
+          <w:rStyle w:val="VerbatimChar"/>
+        </w:rPr>
+        <w:t xml:space="preserve">CSRFProtect</w:t>
+      </w:r>
+      <w:r>
+        <w:t xml:space="preserve">.</w:t>
+      </w:r>
+    </w:p>
+    <w:p>
+      <w:pPr>
+        <w:numPr>
+          <w:ilvl w:val="0"/>
+          <w:numId w:val="1001"/>
+        </w:numPr>
+        <w:pStyle w:val="Compact"/>
+      </w:pPr>
+      <w:r>
+        <w:rPr>
+          <w:bCs/>
+          <w:b/>
+        </w:rPr>
         <w:t xml:space="preserve">The secret key</w:t>
       </w:r>
       <w:r>
         <w:t xml:space="preserve"> </w:t>
       </w:r>
       <w:r>
-        <w:t xml:space="preserve">— it now reads from the</w:t>
+        <w:t xml:space="preserve">— it reads from the</w:t>
       </w:r>
       <w:r>
         <w:t xml:space="preserve"> </w:t>
@@ -4624,7 +4580,7 @@
               <w:jc w:val="left"/>
             </w:pPr>
             <w:r>
-              <w:t xml:space="preserve">38, all passing</w:t>
+              <w:t xml:space="preserve">35, all passing</w:t>
             </w:r>
           </w:p>
         </w:tc>
@@ -4650,7 +4606,7 @@
               <w:jc w:val="left"/>
             </w:pPr>
             <w:r>
-              <w:t xml:space="preserve">27</w:t>
+              <w:t xml:space="preserve">26</w:t>
             </w:r>
           </w:p>
         </w:tc>
@@ -4728,7 +4684,7 @@
               <w:jc w:val="left"/>
             </w:pPr>
             <w:r>
-              <w:t xml:space="preserve">Python, Flask, SQLAlchemy ORM, PyMySQL, MySQL, Bootstrap 5, Bootstrap Icons, Flask-WTF</w:t>
+              <w:t xml:space="preserve">Python, Flask, SQLAlchemy ORM, PyMySQL, MySQL, Bootstrap 5, Bootstrap Icons</w:t>
             </w:r>
           </w:p>
         </w:tc>

--- a/docs/Viva_QA_Sheet.docx
+++ b/docs/Viva_QA_Sheet.docx
@@ -343,7 +343,7 @@
               <w:t xml:space="preserve">“</w:t>
             </w:r>
             <w:r>
-              <w:t xml:space="preserve">Notice the college dropdown and the compulsory document upload.</w:t>
+              <w:t xml:space="preserve">Notice the college dropdown and the compulsory PDF upload — citizenship / NID, resume and other documents in one file.</w:t>
             </w:r>
             <w:r>
               <w:t xml:space="preserve">”</w:t>
@@ -534,7 +534,7 @@
               <w:t xml:space="preserve">“</w:t>
             </w:r>
             <w:r>
-              <w:t xml:space="preserve">The company sees the student’s college, skills, cover letter and document.</w:t>
+              <w:t xml:space="preserve">The company sees the student’s college, skills, cover letter and the uploaded PDF with the NID and resume.</w:t>
             </w:r>
             <w:r>
               <w:t xml:space="preserve">”</w:t>
@@ -1253,13 +1253,25 @@
         <w:t xml:space="preserve"> </w:t>
       </w:r>
       <w:r>
-        <w:t xml:space="preserve">supervisor feedback and marks, notifications, audit log, analytics</w:t>
-      </w:r>
-      <w:r>
-        <w:t xml:space="preserve"> </w:t>
-      </w:r>
-      <w:r>
-        <w:t xml:space="preserve">dashboards, CSV exports, a REST API, and college and user administration.</w:t>
+        <w:t xml:space="preserve">supervisor feedback and marks, notifications, audit log, CSV exports,</w:t>
+      </w:r>
+      <w:r>
+        <w:t xml:space="preserve"> </w:t>
+      </w:r>
+      <w:r>
+        <w:t xml:space="preserve">and college and user administration. Each student uploads one PDF holding</w:t>
+      </w:r>
+      <w:r>
+        <w:t xml:space="preserve"> </w:t>
+      </w:r>
+      <w:r>
+        <w:t xml:space="preserve">the citizenship / NID, resume and other documents, which the admin checks</w:t>
+      </w:r>
+      <w:r>
+        <w:t xml:space="preserve"> </w:t>
+      </w:r>
+      <w:r>
+        <w:t xml:space="preserve">before approving and the company reads when the student applies.</w:t>
       </w:r>
       <w:r>
         <w:t xml:space="preserve"> </w:t>
@@ -1271,7 +1283,13 @@
         <w:t xml:space="preserve"> </w:t>
       </w:r>
       <w:r>
-        <w:t xml:space="preserve">between users, and resume uploads — these are listed as future scope.</w:t>
+        <w:t xml:space="preserve">between users, and separate file attachments on the weekly logs — these are</w:t>
+      </w:r>
+      <w:r>
+        <w:t xml:space="preserve"> </w:t>
+      </w:r>
+      <w:r>
+        <w:t xml:space="preserve">listed as future scope.</w:t>
       </w:r>
     </w:p>
     <w:bookmarkEnd w:id="24"/>
@@ -4272,13 +4290,19 @@
           <w:bCs/>
           <w:b/>
         </w:rPr>
-        <w:t xml:space="preserve">Resume upload</w:t>
-      </w:r>
-      <w:r>
-        <w:t xml:space="preserve"> </w:t>
-      </w:r>
-      <w:r>
-        <w:t xml:space="preserve">— only the identity document is uploaded at registration.</w:t>
+        <w:t xml:space="preserve">Separate file fields</w:t>
+      </w:r>
+      <w:r>
+        <w:t xml:space="preserve"> </w:t>
+      </w:r>
+      <w:r>
+        <w:t xml:space="preserve">— the NID, resume and other papers arrive as one</w:t>
+      </w:r>
+      <w:r>
+        <w:t xml:space="preserve"> </w:t>
+      </w:r>
+      <w:r>
+        <w:t xml:space="preserve">combined PDF, not as separate uploads that the system can read individually.</w:t>
       </w:r>
     </w:p>
     <w:p>
@@ -4580,7 +4604,7 @@
               <w:jc w:val="left"/>
             </w:pPr>
             <w:r>
-              <w:t xml:space="preserve">35, all passing</w:t>
+              <w:t xml:space="preserve">36, all passing</w:t>
             </w:r>
           </w:p>
         </w:tc>
@@ -4606,7 +4630,7 @@
               <w:jc w:val="left"/>
             </w:pPr>
             <w:r>
-              <w:t xml:space="preserve">26</w:t>
+              <w:t xml:space="preserve">27</w:t>
             </w:r>
           </w:p>
         </w:tc>

--- a/docs/Viva_QA_Sheet.docx
+++ b/docs/Viva_QA_Sheet.docx
@@ -101,7 +101,7 @@
         <w:t xml:space="preserve"> </w:t>
       </w:r>
       <w:r>
-        <w:t xml:space="preserve">their college and skills and apply to internships with a cover letter.</w:t>
+        <w:t xml:space="preserve">their skills and apply to internships with a cover letter.</w:t>
       </w:r>
       <w:r>
         <w:t xml:space="preserve"> </w:t>
@@ -119,7 +119,7 @@
         <w:t xml:space="preserve"> </w:t>
       </w:r>
       <w:r>
-        <w:t xml:space="preserve">with marks. An administrator manages all users and colleges.</w:t>
+        <w:t xml:space="preserve">with marks. An administrator approves every account and manages all users.</w:t>
       </w:r>
     </w:p>
     <w:p>
@@ -133,7 +133,7 @@
         <w:t xml:space="preserve"> </w:t>
       </w:r>
       <w:r>
-        <w:t xml:space="preserve">Bootstrap interface. The database has eleven tables, and we have written</w:t>
+        <w:t xml:space="preserve">Bootstrap interface. The database has eight tables, and we have written</w:t>
       </w:r>
       <w:r>
         <w:t xml:space="preserve"> </w:t>
@@ -299,7 +299,7 @@
               <w:t xml:space="preserve">“</w:t>
             </w:r>
             <w:r>
-              <w:t xml:space="preserve">These numbers and the company and college cards come live from the database.</w:t>
+              <w:t xml:space="preserve">These numbers and the company cards come live from the database.</w:t>
             </w:r>
             <w:r>
               <w:t xml:space="preserve">”</w:t>
@@ -343,7 +343,7 @@
               <w:t xml:space="preserve">“</w:t>
             </w:r>
             <w:r>
-              <w:t xml:space="preserve">Notice the college dropdown and the compulsory PDF upload — citizenship / NID, resume and other documents in one file.</w:t>
+              <w:t xml:space="preserve">Notice the compulsory PDF upload — citizenship / NID, resume and other documents in one file.</w:t>
             </w:r>
             <w:r>
               <w:t xml:space="preserve">”</w:t>
@@ -534,7 +534,7 @@
               <w:t xml:space="preserve">“</w:t>
             </w:r>
             <w:r>
-              <w:t xml:space="preserve">The company sees the student’s college, skills, cover letter and the uploaded PDF with the NID and resume.</w:t>
+              <w:t xml:space="preserve">The company sees the student’s details, skills, cover letter and the uploaded PDF with the NID and resume.</w:t>
             </w:r>
             <w:r>
               <w:t xml:space="preserve">”</w:t>
@@ -632,7 +632,7 @@
               <w:t xml:space="preserve">“</w:t>
             </w:r>
             <w:r>
-              <w:t xml:space="preserve">The bell icon shows the notification.</w:t>
+              <w:t xml:space="preserve">My Applications now shows the status as selected, and the log book link has appeared.</w:t>
             </w:r>
             <w:r>
               <w:t xml:space="preserve">”</w:t>
@@ -899,7 +899,7 @@
               <w:jc w:val="left"/>
             </w:pPr>
             <w:r>
-              <w:t xml:space="preserve">Show Audit Log</w:t>
+              <w:t xml:space="preserve">Show Users</w:t>
             </w:r>
           </w:p>
         </w:tc>
@@ -914,7 +914,7 @@
               <w:t xml:space="preserve">“</w:t>
             </w:r>
             <w:r>
-              <w:t xml:space="preserve">Every important action is recorded, including failed logins.</w:t>
+              <w:t xml:space="preserve">Every account is searchable and can be exported as CSV. My own row has no delete button.</w:t>
             </w:r>
             <w:r>
               <w:t xml:space="preserve">”</w:t>
@@ -1253,13 +1253,13 @@
         <w:t xml:space="preserve"> </w:t>
       </w:r>
       <w:r>
-        <w:t xml:space="preserve">supervisor feedback and marks, notifications, audit log, CSV exports,</w:t>
-      </w:r>
-      <w:r>
-        <w:t xml:space="preserve"> </w:t>
-      </w:r>
-      <w:r>
-        <w:t xml:space="preserve">and college and user administration. Each student uploads one PDF holding</w:t>
+        <w:t xml:space="preserve">supervisor feedback and marks, CSV exports and user administration.</w:t>
+      </w:r>
+      <w:r>
+        <w:t xml:space="preserve"> </w:t>
+      </w:r>
+      <w:r>
+        <w:t xml:space="preserve">Each student uploads one PDF holding</w:t>
       </w:r>
       <w:r>
         <w:t xml:space="preserve"> </w:t>
@@ -1317,7 +1317,7 @@
         <w:t xml:space="preserve"> </w:t>
       </w:r>
       <w:r>
-        <w:t xml:space="preserve">Eleven:</w:t>
+        <w:t xml:space="preserve">Eight:</w:t>
       </w:r>
       <w:r>
         <w:t xml:space="preserve"> </w:t>
@@ -1350,7 +1350,7 @@
         <w:rPr>
           <w:rStyle w:val="VerbatimChar"/>
         </w:rPr>
-        <w:t xml:space="preserve">colleges</w:t>
+        <w:t xml:space="preserve">students</w:t>
       </w:r>
       <w:r>
         <w:t xml:space="preserve">,</w:t>
@@ -1362,94 +1362,198 @@
         <w:rPr>
           <w:rStyle w:val="VerbatimChar"/>
         </w:rPr>
+        <w:t xml:space="preserve">companies</w:t>
+      </w:r>
+      <w:r>
+        <w:t xml:space="preserve">,</w:t>
+      </w:r>
+      <w:r>
+        <w:t xml:space="preserve"> </w:t>
+      </w:r>
+      <w:r>
+        <w:rPr>
+          <w:rStyle w:val="VerbatimChar"/>
+        </w:rPr>
+        <w:t xml:space="preserve">supervisors</w:t>
+      </w:r>
+      <w:r>
+        <w:t xml:space="preserve">,</w:t>
+      </w:r>
+      <w:r>
+        <w:t xml:space="preserve"> </w:t>
+      </w:r>
+      <w:r>
+        <w:rPr>
+          <w:rStyle w:val="VerbatimChar"/>
+        </w:rPr>
+        <w:t xml:space="preserve">internships</w:t>
+      </w:r>
+      <w:r>
+        <w:t xml:space="preserve">,</w:t>
+      </w:r>
+      <w:r>
+        <w:t xml:space="preserve"> </w:t>
+      </w:r>
+      <w:r>
+        <w:rPr>
+          <w:rStyle w:val="VerbatimChar"/>
+        </w:rPr>
+        <w:t xml:space="preserve">applications</w:t>
+      </w:r>
+      <w:r>
+        <w:t xml:space="preserve">,</w:t>
+      </w:r>
+      <w:r>
+        <w:t xml:space="preserve"> </w:t>
+      </w:r>
+      <w:r>
+        <w:rPr>
+          <w:rStyle w:val="VerbatimChar"/>
+        </w:rPr>
+        <w:t xml:space="preserve">progress_logs</w:t>
+      </w:r>
+      <w:r>
+        <w:t xml:space="preserve">.</w:t>
+      </w:r>
+    </w:p>
+    <w:p>
+      <w:pPr>
+        <w:pStyle w:val="BodyText"/>
+      </w:pPr>
+      <w:r>
+        <w:rPr>
+          <w:bCs/>
+          <w:b/>
+        </w:rPr>
+        <w:t xml:space="preserve">Q: Why is</w:t>
+      </w:r>
+      <w:r>
+        <w:rPr>
+          <w:bCs/>
+          <w:b/>
+        </w:rPr>
+        <w:t xml:space="preserve"> </w:t>
+      </w:r>
+      <w:r>
+        <w:rPr>
+          <w:rStyle w:val="VerbatimChar"/>
+          <w:bCs/>
+          <w:b/>
+        </w:rPr>
+        <w:t xml:space="preserve">users</w:t>
+      </w:r>
+      <w:r>
+        <w:rPr>
+          <w:bCs/>
+          <w:b/>
+        </w:rPr>
+        <w:t xml:space="preserve"> </w:t>
+      </w:r>
+      <w:r>
+        <w:rPr>
+          <w:bCs/>
+          <w:b/>
+        </w:rPr>
+        <w:t xml:space="preserve">separate from</w:t>
+      </w:r>
+      <w:r>
+        <w:rPr>
+          <w:bCs/>
+          <w:b/>
+        </w:rPr>
+        <w:t xml:space="preserve"> </w:t>
+      </w:r>
+      <w:r>
+        <w:rPr>
+          <w:rStyle w:val="VerbatimChar"/>
+          <w:bCs/>
+          <w:b/>
+        </w:rPr>
         <w:t xml:space="preserve">students</w:t>
       </w:r>
       <w:r>
-        <w:t xml:space="preserve">,</w:t>
-      </w:r>
-      <w:r>
-        <w:t xml:space="preserve"> </w:t>
-      </w:r>
-      <w:r>
-        <w:rPr>
-          <w:rStyle w:val="VerbatimChar"/>
+        <w:rPr>
+          <w:bCs/>
+          <w:b/>
+        </w:rPr>
+        <w:t xml:space="preserve"> </w:t>
+      </w:r>
+      <w:r>
+        <w:rPr>
+          <w:bCs/>
+          <w:b/>
+        </w:rPr>
+        <w:t xml:space="preserve">and</w:t>
+      </w:r>
+      <w:r>
+        <w:rPr>
+          <w:bCs/>
+          <w:b/>
+        </w:rPr>
+        <w:t xml:space="preserve"> </w:t>
+      </w:r>
+      <w:r>
+        <w:rPr>
+          <w:rStyle w:val="VerbatimChar"/>
+          <w:bCs/>
+          <w:b/>
         </w:rPr>
         <w:t xml:space="preserve">companies</w:t>
       </w:r>
       <w:r>
-        <w:t xml:space="preserve">,</w:t>
-      </w:r>
-      <w:r>
-        <w:t xml:space="preserve"> </w:t>
-      </w:r>
-      <w:r>
-        <w:rPr>
-          <w:rStyle w:val="VerbatimChar"/>
-        </w:rPr>
-        <w:t xml:space="preserve">supervisors</w:t>
-      </w:r>
-      <w:r>
-        <w:t xml:space="preserve">,</w:t>
-      </w:r>
-      <w:r>
-        <w:t xml:space="preserve"> </w:t>
-      </w:r>
-      <w:r>
-        <w:rPr>
-          <w:rStyle w:val="VerbatimChar"/>
-        </w:rPr>
-        <w:t xml:space="preserve">internships</w:t>
-      </w:r>
-      <w:r>
-        <w:t xml:space="preserve">,</w:t>
-      </w:r>
-      <w:r>
-        <w:t xml:space="preserve"> </w:t>
-      </w:r>
-      <w:r>
-        <w:rPr>
-          <w:rStyle w:val="VerbatimChar"/>
-        </w:rPr>
-        <w:t xml:space="preserve">applications</w:t>
-      </w:r>
-      <w:r>
-        <w:t xml:space="preserve">,</w:t>
-      </w:r>
-      <w:r>
-        <w:t xml:space="preserve"> </w:t>
-      </w:r>
-      <w:r>
-        <w:rPr>
-          <w:rStyle w:val="VerbatimChar"/>
-        </w:rPr>
-        <w:t xml:space="preserve">progress_logs</w:t>
-      </w:r>
-      <w:r>
-        <w:t xml:space="preserve">,</w:t>
-      </w:r>
-      <w:r>
-        <w:t xml:space="preserve"> </w:t>
-      </w:r>
-      <w:r>
-        <w:rPr>
-          <w:rStyle w:val="VerbatimChar"/>
-        </w:rPr>
-        <w:t xml:space="preserve">notifications</w:t>
-      </w:r>
-      <w:r>
-        <w:t xml:space="preserve">,</w:t>
-      </w:r>
-      <w:r>
-        <w:t xml:space="preserve"> </w:t>
-      </w:r>
-      <w:r>
-        <w:rPr>
-          <w:rStyle w:val="VerbatimChar"/>
-        </w:rPr>
-        <w:t xml:space="preserve">audit_logs</w:t>
-      </w:r>
-      <w:r>
-        <w:t xml:space="preserve">.</w:t>
+        <w:rPr>
+          <w:bCs/>
+          <w:b/>
+        </w:rPr>
+        <w:t xml:space="preserve">?</w:t>
+      </w:r>
+      <w:r>
+        <w:t xml:space="preserve"> </w:t>
+      </w:r>
+      <w:r>
+        <w:t xml:space="preserve">Everyone who logs in needs the same fields — name, email, password, role — so</w:t>
+      </w:r>
+      <w:r>
+        <w:t xml:space="preserve"> </w:t>
+      </w:r>
+      <w:r>
+        <w:t xml:space="preserve">those live once in</w:t>
+      </w:r>
+      <w:r>
+        <w:t xml:space="preserve"> </w:t>
+      </w:r>
+      <w:r>
+        <w:rPr>
+          <w:rStyle w:val="VerbatimChar"/>
+        </w:rPr>
+        <w:t xml:space="preserve">users</w:t>
+      </w:r>
+      <w:r>
+        <w:t xml:space="preserve">. The details that differ by role go in separate</w:t>
+      </w:r>
+      <w:r>
+        <w:t xml:space="preserve"> </w:t>
+      </w:r>
+      <w:r>
+        <w:t xml:space="preserve">tables linked by a unique</w:t>
+      </w:r>
+      <w:r>
+        <w:t xml:space="preserve"> </w:t>
+      </w:r>
+      <w:r>
+        <w:rPr>
+          <w:rStyle w:val="VerbatimChar"/>
+        </w:rPr>
+        <w:t xml:space="preserve">user_id</w:t>
+      </w:r>
+      <w:r>
+        <w:t xml:space="preserve">. This avoids a wide table full of empty</w:t>
+      </w:r>
+      <w:r>
+        <w:t xml:space="preserve"> </w:t>
+      </w:r>
+      <w:r>
+        <w:t xml:space="preserve">columns and keeps the design in third normal form.</w:t>
       </w:r>
     </w:p>
     <w:p>
@@ -1461,458 +1565,333 @@
           <w:bCs/>
           <w:b/>
         </w:rPr>
-        <w:t xml:space="preserve">Q: Why is</w:t>
-      </w:r>
-      <w:r>
-        <w:rPr>
-          <w:bCs/>
-          <w:b/>
-        </w:rPr>
-        <w:t xml:space="preserve"> </w:t>
-      </w:r>
-      <w:r>
-        <w:rPr>
-          <w:rStyle w:val="VerbatimChar"/>
-          <w:bCs/>
-          <w:b/>
+        <w:t xml:space="preserve">Q: Explain your normalization.</w:t>
+      </w:r>
+      <w:r>
+        <w:t xml:space="preserve"> </w:t>
+      </w:r>
+      <w:r>
+        <w:t xml:space="preserve">The schema is in 3NF. Every table has a primary key and atomic values (1NF).</w:t>
+      </w:r>
+      <w:r>
+        <w:t xml:space="preserve"> </w:t>
+      </w:r>
+      <w:r>
+        <w:t xml:space="preserve">Every primary key is a single surrogate</w:t>
+      </w:r>
+      <w:r>
+        <w:t xml:space="preserve"> </w:t>
+      </w:r>
+      <w:r>
+        <w:rPr>
+          <w:rStyle w:val="VerbatimChar"/>
+        </w:rPr>
+        <w:t xml:space="preserve">id</w:t>
+      </w:r>
+      <w:r>
+        <w:t xml:space="preserve">, so partial dependency cannot</w:t>
+      </w:r>
+      <w:r>
+        <w:t xml:space="preserve"> </w:t>
+      </w:r>
+      <w:r>
+        <w:t xml:space="preserve">occur (2NF). No non-key column depends on another non-key column — login data</w:t>
+      </w:r>
+      <w:r>
+        <w:t xml:space="preserve"> </w:t>
+      </w:r>
+      <w:r>
+        <w:t xml:space="preserve">is only in</w:t>
+      </w:r>
+      <w:r>
+        <w:t xml:space="preserve"> </w:t>
+      </w:r>
+      <w:r>
+        <w:rPr>
+          <w:rStyle w:val="VerbatimChar"/>
         </w:rPr>
         <w:t xml:space="preserve">users</w:t>
       </w:r>
       <w:r>
-        <w:rPr>
-          <w:bCs/>
-          <w:b/>
-        </w:rPr>
-        <w:t xml:space="preserve"> </w:t>
-      </w:r>
-      <w:r>
-        <w:rPr>
-          <w:bCs/>
-          <w:b/>
-        </w:rPr>
-        <w:t xml:space="preserve">separate from</w:t>
-      </w:r>
-      <w:r>
-        <w:rPr>
-          <w:bCs/>
-          <w:b/>
-        </w:rPr>
-        <w:t xml:space="preserve"> </w:t>
-      </w:r>
-      <w:r>
-        <w:rPr>
-          <w:rStyle w:val="VerbatimChar"/>
-          <w:bCs/>
-          <w:b/>
-        </w:rPr>
-        <w:t xml:space="preserve">students</w:t>
-      </w:r>
-      <w:r>
-        <w:rPr>
-          <w:bCs/>
-          <w:b/>
-        </w:rPr>
-        <w:t xml:space="preserve"> </w:t>
-      </w:r>
-      <w:r>
-        <w:rPr>
-          <w:bCs/>
-          <w:b/>
-        </w:rPr>
+        <w:t xml:space="preserve">, role-specific data is in the role tables, and the role</w:t>
+      </w:r>
+      <w:r>
+        <w:t xml:space="preserve"> </w:t>
+      </w:r>
+      <w:r>
+        <w:t xml:space="preserve">name is factored out into</w:t>
+      </w:r>
+      <w:r>
+        <w:t xml:space="preserve"> </w:t>
+      </w:r>
+      <w:r>
+        <w:rPr>
+          <w:rStyle w:val="VerbatimChar"/>
+        </w:rPr>
+        <w:t xml:space="preserve">roles</w:t>
+      </w:r>
+      <w:r>
+        <w:t xml:space="preserve"> </w:t>
+      </w:r>
+      <w:r>
+        <w:t xml:space="preserve">(3NF).</w:t>
+      </w:r>
+    </w:p>
+    <w:p>
+      <w:pPr>
+        <w:pStyle w:val="BodyText"/>
+      </w:pPr>
+      <w:r>
+        <w:rPr>
+          <w:bCs/>
+          <w:b/>
+        </w:rPr>
+        <w:t xml:space="preserve">Q: What is a primary key and a foreign key in your project?</w:t>
+      </w:r>
+      <w:r>
+        <w:t xml:space="preserve"> </w:t>
+      </w:r>
+      <w:r>
+        <w:t xml:space="preserve">A primary key uniquely identifies a row — every table has</w:t>
+      </w:r>
+      <w:r>
+        <w:t xml:space="preserve"> </w:t>
+      </w:r>
+      <w:r>
+        <w:rPr>
+          <w:rStyle w:val="VerbatimChar"/>
+        </w:rPr>
+        <w:t xml:space="preserve">id</w:t>
+      </w:r>
+      <w:r>
+        <w:t xml:space="preserve">. A foreign key</w:t>
+      </w:r>
+      <w:r>
+        <w:t xml:space="preserve"> </w:t>
+      </w:r>
+      <w:r>
+        <w:t xml:space="preserve">points to a primary key in another table — for example</w:t>
+      </w:r>
+      <w:r>
+        <w:t xml:space="preserve"> </w:t>
+      </w:r>
+      <w:r>
+        <w:rPr>
+          <w:rStyle w:val="VerbatimChar"/>
+        </w:rPr>
+        <w:t xml:space="preserve">applications.student_id</w:t>
+      </w:r>
+      <w:r>
+        <w:t xml:space="preserve"> </w:t>
+      </w:r>
+      <w:r>
+        <w:t xml:space="preserve">references</w:t>
+      </w:r>
+      <w:r>
+        <w:t xml:space="preserve"> </w:t>
+      </w:r>
+      <w:r>
+        <w:rPr>
+          <w:rStyle w:val="VerbatimChar"/>
+        </w:rPr>
+        <w:t xml:space="preserve">students.id</w:t>
+      </w:r>
+      <w:r>
+        <w:t xml:space="preserve">, which guarantees an</w:t>
+      </w:r>
+      <w:r>
+        <w:t xml:space="preserve"> </w:t>
+      </w:r>
+      <w:r>
+        <w:t xml:space="preserve">application can never belong to a student who does not exist.</w:t>
+      </w:r>
+    </w:p>
+    <w:p>
+      <w:pPr>
+        <w:pStyle w:val="BodyText"/>
+      </w:pPr>
+      <w:r>
+        <w:rPr>
+          <w:bCs/>
+          <w:b/>
+        </w:rPr>
+        <w:t xml:space="preserve">Q: What happens when the admin deletes a user?</w:t>
+      </w:r>
+      <w:r>
+        <w:t xml:space="preserve"> </w:t>
+      </w:r>
+      <w:r>
+        <w:t xml:space="preserve">The foreign keys use</w:t>
+      </w:r>
+      <w:r>
+        <w:t xml:space="preserve"> </w:t>
+      </w:r>
+      <w:r>
+        <w:rPr>
+          <w:rStyle w:val="VerbatimChar"/>
+        </w:rPr>
+        <w:t xml:space="preserve">ON DELETE CASCADE</w:t>
+      </w:r>
+      <w:r>
+        <w:t xml:space="preserve">, so the database automatically</w:t>
+      </w:r>
+      <w:r>
+        <w:t xml:space="preserve"> </w:t>
+      </w:r>
+      <w:r>
+        <w:t xml:space="preserve">deletes that user’s profile row, and anything depending on it — a company’s</w:t>
+      </w:r>
+      <w:r>
+        <w:t xml:space="preserve"> </w:t>
+      </w:r>
+      <w:r>
+        <w:t xml:space="preserve">internships, their applications and progress logs. We do not write those</w:t>
+      </w:r>
+      <w:r>
+        <w:t xml:space="preserve"> </w:t>
+      </w:r>
+      <w:r>
+        <w:t xml:space="preserve">DELETE statements ourselves; the database enforces it. Test case 15 proves it.</w:t>
+      </w:r>
+    </w:p>
+    <w:p>
+      <w:pPr>
+        <w:pStyle w:val="BodyText"/>
+      </w:pPr>
+      <w:r>
+        <w:rPr>
+          <w:bCs/>
+          <w:b/>
+        </w:rPr>
+        <w:t xml:space="preserve">Q: Why does</w:t>
+      </w:r>
+      <w:r>
+        <w:rPr>
+          <w:bCs/>
+          <w:b/>
+        </w:rPr>
+        <w:t xml:space="preserve"> </w:t>
+      </w:r>
+      <w:r>
+        <w:rPr>
+          <w:rStyle w:val="VerbatimChar"/>
+          <w:bCs/>
+          <w:b/>
+        </w:rPr>
+        <w:t xml:space="preserve">progress_logs.supervisor_id</w:t>
+      </w:r>
+      <w:r>
+        <w:rPr>
+          <w:bCs/>
+          <w:b/>
+        </w:rPr>
+        <w:t xml:space="preserve"> </w:t>
+      </w:r>
+      <w:r>
+        <w:rPr>
+          <w:bCs/>
+          <w:b/>
+        </w:rPr>
+        <w:t xml:space="preserve">use SET NULL instead of CASCADE?</w:t>
+      </w:r>
+      <w:r>
+        <w:t xml:space="preserve"> </w:t>
+      </w:r>
+      <w:r>
+        <w:t xml:space="preserve">Because if a supervisor leaves, the student’s weekly log and its marks must</w:t>
+      </w:r>
+      <w:r>
+        <w:t xml:space="preserve"> </w:t>
+      </w:r>
+      <w:r>
+        <w:t xml:space="preserve">survive. Only the link to that supervisor is cleared. The same idea applies to</w:t>
+      </w:r>
+      <w:r>
+        <w:t xml:space="preserve"> </w:t>
+      </w:r>
+      <w:r>
+        <w:rPr>
+          <w:rStyle w:val="VerbatimChar"/>
+        </w:rPr>
+        <w:t xml:space="preserve">progress_logs.supervisor_id</w:t>
+      </w:r>
+      <w:r>
+        <w:t xml:space="preserve">: a mark already awarded must survive the supervisor’s account being removed.</w:t>
+      </w:r>
+    </w:p>
+    <w:p>
+      <w:pPr>
+        <w:pStyle w:val="BodyText"/>
+      </w:pPr>
+      <w:r>
+        <w:rPr>
+          <w:bCs/>
+          <w:b/>
+        </w:rPr>
+        <w:t xml:space="preserve">Q: How do you prevent a student from applying twice?</w:t>
+      </w:r>
+      <w:r>
+        <w:t xml:space="preserve"> </w:t>
+      </w:r>
+      <w:r>
+        <w:t xml:space="preserve">Two layers. In the code we check for an existing application first, and in the</w:t>
+      </w:r>
+      <w:r>
+        <w:t xml:space="preserve"> </w:t>
+      </w:r>
+      <w:r>
+        <w:t xml:space="preserve">database there is a UNIQUE constraint on</w:t>
+      </w:r>
+      <w:r>
+        <w:t xml:space="preserve"> </w:t>
+      </w:r>
+      <w:r>
+        <w:rPr>
+          <w:rStyle w:val="VerbatimChar"/>
+        </w:rPr>
+        <w:t xml:space="preserve">(student_id, internship_id)</w:t>
+      </w:r>
+      <w:r>
+        <w:t xml:space="preserve">, so</w:t>
+      </w:r>
+      <w:r>
+        <w:t xml:space="preserve"> </w:t>
+      </w:r>
+      <w:r>
+        <w:t xml:space="preserve">even a double-click or a direct database insert cannot create a duplicate.</w:t>
+      </w:r>
+    </w:p>
+    <w:p>
+      <w:pPr>
+        <w:pStyle w:val="BodyText"/>
+      </w:pPr>
+      <w:r>
+        <w:rPr>
+          <w:bCs/>
+          <w:b/>
+        </w:rPr>
+        <w:t xml:space="preserve">Q: What indexes do you have?</w:t>
+      </w:r>
+      <w:r>
+        <w:t xml:space="preserve"> </w:t>
+      </w:r>
+      <w:r>
+        <w:t xml:space="preserve">Primary keys are indexed automatically, foreign keys are indexed by InnoDB,</w:t>
+      </w:r>
+      <w:r>
+        <w:t xml:space="preserve"> </w:t>
+      </w:r>
+      <w:r>
         <w:t xml:space="preserve">and</w:t>
       </w:r>
       <w:r>
-        <w:rPr>
-          <w:bCs/>
-          <w:b/>
-        </w:rPr>
-        <w:t xml:space="preserve"> </w:t>
-      </w:r>
-      <w:r>
-        <w:rPr>
-          <w:rStyle w:val="VerbatimChar"/>
-          <w:bCs/>
-          <w:b/>
-        </w:rPr>
-        <w:t xml:space="preserve">companies</w:t>
-      </w:r>
-      <w:r>
-        <w:rPr>
-          <w:bCs/>
-          <w:b/>
-        </w:rPr>
-        <w:t xml:space="preserve">?</w:t>
-      </w:r>
-      <w:r>
-        <w:t xml:space="preserve"> </w:t>
-      </w:r>
-      <w:r>
-        <w:t xml:space="preserve">Everyone who logs in needs the same fields — name, email, password, role — so</w:t>
-      </w:r>
-      <w:r>
-        <w:t xml:space="preserve"> </w:t>
-      </w:r>
-      <w:r>
-        <w:t xml:space="preserve">those live once in</w:t>
-      </w:r>
-      <w:r>
-        <w:t xml:space="preserve"> </w:t>
-      </w:r>
-      <w:r>
-        <w:rPr>
-          <w:rStyle w:val="VerbatimChar"/>
-        </w:rPr>
-        <w:t xml:space="preserve">users</w:t>
-      </w:r>
-      <w:r>
-        <w:t xml:space="preserve">. The details that differ by role go in separate</w:t>
-      </w:r>
-      <w:r>
-        <w:t xml:space="preserve"> </w:t>
-      </w:r>
-      <w:r>
-        <w:t xml:space="preserve">tables linked by a unique</w:t>
-      </w:r>
-      <w:r>
-        <w:t xml:space="preserve"> </w:t>
-      </w:r>
-      <w:r>
-        <w:rPr>
-          <w:rStyle w:val="VerbatimChar"/>
-        </w:rPr>
-        <w:t xml:space="preserve">user_id</w:t>
-      </w:r>
-      <w:r>
-        <w:t xml:space="preserve">. This avoids a wide table full of empty</w:t>
-      </w:r>
-      <w:r>
-        <w:t xml:space="preserve"> </w:t>
-      </w:r>
-      <w:r>
-        <w:t xml:space="preserve">columns and keeps the design in third normal form.</w:t>
-      </w:r>
-    </w:p>
-    <w:p>
-      <w:pPr>
-        <w:pStyle w:val="BodyText"/>
-      </w:pPr>
-      <w:r>
-        <w:rPr>
-          <w:bCs/>
-          <w:b/>
-        </w:rPr>
-        <w:t xml:space="preserve">Q: Explain your normalization.</w:t>
-      </w:r>
-      <w:r>
-        <w:t xml:space="preserve"> </w:t>
-      </w:r>
-      <w:r>
-        <w:t xml:space="preserve">The schema is in 3NF. Every table has a primary key and atomic values (1NF).</w:t>
-      </w:r>
-      <w:r>
-        <w:t xml:space="preserve"> </w:t>
-      </w:r>
-      <w:r>
-        <w:t xml:space="preserve">Every primary key is a single surrogate</w:t>
-      </w:r>
-      <w:r>
-        <w:t xml:space="preserve"> </w:t>
-      </w:r>
-      <w:r>
-        <w:rPr>
-          <w:rStyle w:val="VerbatimChar"/>
-        </w:rPr>
-        <w:t xml:space="preserve">id</w:t>
-      </w:r>
-      <w:r>
-        <w:t xml:space="preserve">, so partial dependency cannot</w:t>
-      </w:r>
-      <w:r>
-        <w:t xml:space="preserve"> </w:t>
-      </w:r>
-      <w:r>
-        <w:t xml:space="preserve">occur (2NF). No non-key column depends on another non-key column — login data</w:t>
-      </w:r>
-      <w:r>
-        <w:t xml:space="preserve"> </w:t>
-      </w:r>
-      <w:r>
-        <w:t xml:space="preserve">is only in</w:t>
-      </w:r>
-      <w:r>
-        <w:t xml:space="preserve"> </w:t>
-      </w:r>
-      <w:r>
-        <w:rPr>
-          <w:rStyle w:val="VerbatimChar"/>
-        </w:rPr>
-        <w:t xml:space="preserve">users</w:t>
-      </w:r>
-      <w:r>
-        <w:t xml:space="preserve">, role-specific data is in the role tables, and the role</w:t>
-      </w:r>
-      <w:r>
-        <w:t xml:space="preserve"> </w:t>
-      </w:r>
-      <w:r>
-        <w:t xml:space="preserve">name is factored out into</w:t>
-      </w:r>
-      <w:r>
-        <w:t xml:space="preserve"> </w:t>
-      </w:r>
-      <w:r>
-        <w:rPr>
-          <w:rStyle w:val="VerbatimChar"/>
-        </w:rPr>
-        <w:t xml:space="preserve">roles</w:t>
-      </w:r>
-      <w:r>
-        <w:t xml:space="preserve"> </w:t>
-      </w:r>
-      <w:r>
-        <w:t xml:space="preserve">(3NF).</w:t>
-      </w:r>
-    </w:p>
-    <w:p>
-      <w:pPr>
-        <w:pStyle w:val="BodyText"/>
-      </w:pPr>
-      <w:r>
-        <w:rPr>
-          <w:bCs/>
-          <w:b/>
-        </w:rPr>
-        <w:t xml:space="preserve">Q: What is a primary key and a foreign key in your project?</w:t>
-      </w:r>
-      <w:r>
-        <w:t xml:space="preserve"> </w:t>
-      </w:r>
-      <w:r>
-        <w:t xml:space="preserve">A primary key uniquely identifies a row — every table has</w:t>
-      </w:r>
-      <w:r>
-        <w:t xml:space="preserve"> </w:t>
-      </w:r>
-      <w:r>
-        <w:rPr>
-          <w:rStyle w:val="VerbatimChar"/>
-        </w:rPr>
-        <w:t xml:space="preserve">id</w:t>
-      </w:r>
-      <w:r>
-        <w:t xml:space="preserve">. A foreign key</w:t>
-      </w:r>
-      <w:r>
-        <w:t xml:space="preserve"> </w:t>
-      </w:r>
-      <w:r>
-        <w:t xml:space="preserve">points to a primary key in another table — for example</w:t>
-      </w:r>
-      <w:r>
-        <w:t xml:space="preserve"> </w:t>
-      </w:r>
-      <w:r>
-        <w:rPr>
-          <w:rStyle w:val="VerbatimChar"/>
-        </w:rPr>
-        <w:t xml:space="preserve">applications.student_id</w:t>
-      </w:r>
-      <w:r>
-        <w:t xml:space="preserve"> </w:t>
-      </w:r>
-      <w:r>
-        <w:t xml:space="preserve">references</w:t>
-      </w:r>
-      <w:r>
-        <w:t xml:space="preserve"> </w:t>
-      </w:r>
-      <w:r>
-        <w:rPr>
-          <w:rStyle w:val="VerbatimChar"/>
-        </w:rPr>
-        <w:t xml:space="preserve">students.id</w:t>
-      </w:r>
-      <w:r>
-        <w:t xml:space="preserve">, which guarantees an</w:t>
-      </w:r>
-      <w:r>
-        <w:t xml:space="preserve"> </w:t>
-      </w:r>
-      <w:r>
-        <w:t xml:space="preserve">application can never belong to a student who does not exist.</w:t>
-      </w:r>
-    </w:p>
-    <w:p>
-      <w:pPr>
-        <w:pStyle w:val="BodyText"/>
-      </w:pPr>
-      <w:r>
-        <w:rPr>
-          <w:bCs/>
-          <w:b/>
-        </w:rPr>
-        <w:t xml:space="preserve">Q: What happens when the admin deletes a user?</w:t>
-      </w:r>
-      <w:r>
-        <w:t xml:space="preserve"> </w:t>
-      </w:r>
-      <w:r>
-        <w:t xml:space="preserve">The foreign keys use</w:t>
-      </w:r>
-      <w:r>
-        <w:t xml:space="preserve"> </w:t>
-      </w:r>
-      <w:r>
-        <w:rPr>
-          <w:rStyle w:val="VerbatimChar"/>
-        </w:rPr>
-        <w:t xml:space="preserve">ON DELETE CASCADE</w:t>
-      </w:r>
-      <w:r>
-        <w:t xml:space="preserve">, so the database automatically</w:t>
-      </w:r>
-      <w:r>
-        <w:t xml:space="preserve"> </w:t>
-      </w:r>
-      <w:r>
-        <w:t xml:space="preserve">deletes that user’s profile row, and anything depending on it — a company’s</w:t>
-      </w:r>
-      <w:r>
-        <w:t xml:space="preserve"> </w:t>
-      </w:r>
-      <w:r>
-        <w:t xml:space="preserve">internships, their applications and progress logs. We do not write those</w:t>
-      </w:r>
-      <w:r>
-        <w:t xml:space="preserve"> </w:t>
-      </w:r>
-      <w:r>
-        <w:t xml:space="preserve">DELETE statements ourselves; the database enforces it. Test case 15 proves it.</w:t>
-      </w:r>
-    </w:p>
-    <w:p>
-      <w:pPr>
-        <w:pStyle w:val="BodyText"/>
-      </w:pPr>
-      <w:r>
-        <w:rPr>
-          <w:bCs/>
-          <w:b/>
-        </w:rPr>
-        <w:t xml:space="preserve">Q: Why does</w:t>
-      </w:r>
-      <w:r>
-        <w:rPr>
-          <w:bCs/>
-          <w:b/>
-        </w:rPr>
-        <w:t xml:space="preserve"> </w:t>
-      </w:r>
-      <w:r>
-        <w:rPr>
-          <w:rStyle w:val="VerbatimChar"/>
-          <w:bCs/>
-          <w:b/>
-        </w:rPr>
-        <w:t xml:space="preserve">progress_logs.supervisor_id</w:t>
-      </w:r>
-      <w:r>
-        <w:rPr>
-          <w:bCs/>
-          <w:b/>
-        </w:rPr>
-        <w:t xml:space="preserve"> </w:t>
-      </w:r>
-      <w:r>
-        <w:rPr>
-          <w:bCs/>
-          <w:b/>
-        </w:rPr>
-        <w:t xml:space="preserve">use SET NULL instead of CASCADE?</w:t>
-      </w:r>
-      <w:r>
-        <w:t xml:space="preserve"> </w:t>
-      </w:r>
-      <w:r>
-        <w:t xml:space="preserve">Because if a supervisor leaves, the student’s weekly log and its marks must</w:t>
-      </w:r>
-      <w:r>
-        <w:t xml:space="preserve"> </w:t>
-      </w:r>
-      <w:r>
-        <w:t xml:space="preserve">survive. Only the link to that supervisor is cleared. The same idea applies to</w:t>
-      </w:r>
-      <w:r>
-        <w:t xml:space="preserve"> </w:t>
-      </w:r>
-      <w:r>
-        <w:rPr>
-          <w:rStyle w:val="VerbatimChar"/>
-        </w:rPr>
-        <w:t xml:space="preserve">students.college_id</w:t>
-      </w:r>
-      <w:r>
-        <w:t xml:space="preserve">: removing a college must not delete student accounts.</w:t>
-      </w:r>
-    </w:p>
-    <w:p>
-      <w:pPr>
-        <w:pStyle w:val="BodyText"/>
-      </w:pPr>
-      <w:r>
-        <w:rPr>
-          <w:bCs/>
-          <w:b/>
-        </w:rPr>
-        <w:t xml:space="preserve">Q: How do you prevent a student from applying twice?</w:t>
-      </w:r>
-      <w:r>
-        <w:t xml:space="preserve"> </w:t>
-      </w:r>
-      <w:r>
-        <w:t xml:space="preserve">Two layers. In the code we check for an existing application first, and in the</w:t>
-      </w:r>
-      <w:r>
-        <w:t xml:space="preserve"> </w:t>
-      </w:r>
-      <w:r>
-        <w:t xml:space="preserve">database there is a UNIQUE constraint on</w:t>
-      </w:r>
-      <w:r>
-        <w:t xml:space="preserve"> </w:t>
-      </w:r>
-      <w:r>
-        <w:rPr>
-          <w:rStyle w:val="VerbatimChar"/>
-        </w:rPr>
-        <w:t xml:space="preserve">(student_id, internship_id)</w:t>
-      </w:r>
-      <w:r>
-        <w:t xml:space="preserve">, so</w:t>
-      </w:r>
-      <w:r>
-        <w:t xml:space="preserve"> </w:t>
-      </w:r>
-      <w:r>
-        <w:t xml:space="preserve">even a double-click or a direct database insert cannot create a duplicate.</w:t>
-      </w:r>
-    </w:p>
-    <w:p>
-      <w:pPr>
-        <w:pStyle w:val="BodyText"/>
-      </w:pPr>
-      <w:r>
-        <w:rPr>
-          <w:bCs/>
-          <w:b/>
-        </w:rPr>
-        <w:t xml:space="preserve">Q: What indexes do you have?</w:t>
-      </w:r>
-      <w:r>
-        <w:t xml:space="preserve"> </w:t>
-      </w:r>
-      <w:r>
-        <w:t xml:space="preserve">Primary keys are indexed automatically, foreign keys are indexed by InnoDB,</w:t>
+        <w:t xml:space="preserve"> </w:t>
+      </w:r>
+      <w:r>
+        <w:rPr>
+          <w:rStyle w:val="VerbatimChar"/>
+        </w:rPr>
+        <w:t xml:space="preserve">users.email</w:t>
       </w:r>
       <w:r>
         <w:t xml:space="preserve"> </w:t>
@@ -1927,22 +1906,7 @@
         <w:rPr>
           <w:rStyle w:val="VerbatimChar"/>
         </w:rPr>
-        <w:t xml:space="preserve">users.email</w:t>
-      </w:r>
-      <w:r>
-        <w:t xml:space="preserve"> </w:t>
-      </w:r>
-      <w:r>
-        <w:t xml:space="preserve">and</w:t>
-      </w:r>
-      <w:r>
-        <w:t xml:space="preserve"> </w:t>
-      </w:r>
-      <w:r>
-        <w:rPr>
-          <w:rStyle w:val="VerbatimChar"/>
-        </w:rPr>
-        <w:t xml:space="preserve">colleges.name</w:t>
+        <w:t xml:space="preserve">roles.role_name</w:t>
       </w:r>
       <w:r>
         <w:t xml:space="preserve"> </w:t>
@@ -2039,7 +2003,7 @@
         <w:t xml:space="preserve"> </w:t>
       </w:r>
       <w:r>
-        <w:t xml:space="preserve">defines the data model. The data tier is MySQL with eleven tables.</w:t>
+        <w:t xml:space="preserve">defines the data model. The data tier is MySQL with eight tables.</w:t>
       </w:r>
     </w:p>
     <w:p>
@@ -2351,19 +2315,19 @@
         <w:t xml:space="preserve"> </w:t>
       </w:r>
       <w:r>
-        <w:t xml:space="preserve">object, queues a notification for the company and an audit</w:t>
-      </w:r>
-      <w:r>
-        <w:t xml:space="preserve"> </w:t>
-      </w:r>
-      <w:r>
-        <w:t xml:space="preserve">entry, and commits. SQLAlchemy generates the INSERT statements. The browser is</w:t>
-      </w:r>
-      <w:r>
-        <w:t xml:space="preserve"> </w:t>
-      </w:r>
-      <w:r>
-        <w:t xml:space="preserve">then redirected to My Applications, which queries the new row and renders it.</w:t>
+        <w:t xml:space="preserve">object and commits. SQLAlchemy generates the INSERT</w:t>
+      </w:r>
+      <w:r>
+        <w:t xml:space="preserve"> </w:t>
+      </w:r>
+      <w:r>
+        <w:t xml:space="preserve">statement with the values bound as parameters. The browser is then redirected</w:t>
+      </w:r>
+      <w:r>
+        <w:t xml:space="preserve"> </w:t>
+      </w:r>
+      <w:r>
+        <w:t xml:space="preserve">to My Applications, which queries the new row and renders it.</w:t>
       </w:r>
     </w:p>
     <w:p>
@@ -3056,13 +3020,7 @@
         <w:t xml:space="preserve"> </w:t>
       </w:r>
       <w:r>
-        <w:t xml:space="preserve">The user is notified of the decision, and the whole action is written to the</w:t>
-      </w:r>
-      <w:r>
-        <w:t xml:space="preserve"> </w:t>
-      </w:r>
-      <w:r>
-        <w:t xml:space="preserve">audit log.</w:t>
+        <w:t xml:space="preserve">A rejected user is shown that reason as a banner on every page.</w:t>
       </w:r>
     </w:p>
     <w:p>
@@ -3185,40 +3143,64 @@
           <w:bCs/>
           <w:b/>
         </w:rPr>
-        <w:t xml:space="preserve">Q: How do you know an action was performed by a particular user?</w:t>
-      </w:r>
-      <w:r>
-        <w:t xml:space="preserve"> </w:t>
-      </w:r>
-      <w:r>
-        <w:t xml:space="preserve">Every important action writes an entry to</w:t>
-      </w:r>
-      <w:r>
-        <w:t xml:space="preserve"> </w:t>
-      </w:r>
-      <w:r>
-        <w:rPr>
-          <w:rStyle w:val="VerbatimChar"/>
-        </w:rPr>
-        <w:t xml:space="preserve">audit_logs</w:t>
-      </w:r>
-      <w:r>
-        <w:t xml:space="preserve"> </w:t>
-      </w:r>
-      <w:r>
-        <w:t xml:space="preserve">with the user, the</w:t>
-      </w:r>
-      <w:r>
-        <w:t xml:space="preserve"> </w:t>
-      </w:r>
-      <w:r>
-        <w:t xml:space="preserve">action, details and a timestamp — including failed login attempts, which are</w:t>
-      </w:r>
-      <w:r>
-        <w:t xml:space="preserve"> </w:t>
-      </w:r>
-      <w:r>
-        <w:t xml:space="preserve">stored with no user id. The admin can review them on the Audit Log page.</w:t>
+        <w:t xml:space="preserve">Q: How do you know who created a record?</w:t>
+      </w:r>
+      <w:r>
+        <w:t xml:space="preserve"> </w:t>
+      </w:r>
+      <w:r>
+        <w:t xml:space="preserve">Every row that a user creates carries a foreign key back to them —</w:t>
+      </w:r>
+      <w:r>
+        <w:t xml:space="preserve"> </w:t>
+      </w:r>
+      <w:r>
+        <w:rPr>
+          <w:rStyle w:val="VerbatimChar"/>
+        </w:rPr>
+        <w:t xml:space="preserve">applications.student_id</w:t>
+      </w:r>
+      <w:r>
+        <w:t xml:space="preserve">,</w:t>
+      </w:r>
+      <w:r>
+        <w:t xml:space="preserve"> </w:t>
+      </w:r>
+      <w:r>
+        <w:rPr>
+          <w:rStyle w:val="VerbatimChar"/>
+        </w:rPr>
+        <w:t xml:space="preserve">internships.company_id</w:t>
+      </w:r>
+      <w:r>
+        <w:t xml:space="preserve">,</w:t>
+      </w:r>
+      <w:r>
+        <w:t xml:space="preserve"> </w:t>
+      </w:r>
+      <w:r>
+        <w:rPr>
+          <w:rStyle w:val="VerbatimChar"/>
+        </w:rPr>
+        <w:t xml:space="preserve">progress_logs.supervisor_id</w:t>
+      </w:r>
+      <w:r>
+        <w:t xml:space="preserve"> </w:t>
+      </w:r>
+      <w:r>
+        <w:t xml:space="preserve">— so ownership is part of the data rather than</w:t>
+      </w:r>
+      <w:r>
+        <w:t xml:space="preserve"> </w:t>
+      </w:r>
+      <w:r>
+        <w:t xml:space="preserve">something recorded alongside it. That is also what the access-control checks</w:t>
+      </w:r>
+      <w:r>
+        <w:t xml:space="preserve"> </w:t>
+      </w:r>
+      <w:r>
+        <w:t xml:space="preserve">query against.</w:t>
       </w:r>
     </w:p>
     <w:p>
@@ -3602,7 +3584,7 @@
         <w:t xml:space="preserve"> </w:t>
       </w:r>
       <w:r>
-        <w:t xml:space="preserve">Eleven entities.</w:t>
+        <w:t xml:space="preserve">Eight entities.</w:t>
       </w:r>
       <w:r>
         <w:t xml:space="preserve"> </w:t>
@@ -3686,22 +3668,7 @@
         <w:t xml:space="preserve"> </w:t>
       </w:r>
       <w:r>
-        <w:t xml:space="preserve">role-specific details;</w:t>
-      </w:r>
-      <w:r>
-        <w:t xml:space="preserve"> </w:t>
-      </w:r>
-      <w:r>
-        <w:rPr>
-          <w:rStyle w:val="VerbatimChar"/>
-        </w:rPr>
-        <w:t xml:space="preserve">colleges</w:t>
-      </w:r>
-      <w:r>
-        <w:t xml:space="preserve"> </w:t>
-      </w:r>
-      <w:r>
-        <w:t xml:space="preserve">enrolls students; companies post</w:t>
+        <w:t xml:space="preserve">role-specific details; companies post</w:t>
       </w:r>
       <w:r>
         <w:t xml:space="preserve"> </w:t>
@@ -3728,13 +3695,7 @@
         <w:t xml:space="preserve"> </w:t>
       </w:r>
       <w:r>
-        <w:t xml:space="preserve">from students; each application</w:t>
-      </w:r>
-      <w:r>
-        <w:t xml:space="preserve"> </w:t>
-      </w:r>
-      <w:r>
-        <w:t xml:space="preserve">contains</w:t>
+        <w:t xml:space="preserve">from students; and each application contains</w:t>
       </w:r>
       <w:r>
         <w:t xml:space="preserve"> </w:t>
@@ -3746,40 +3707,13 @@
         <w:t xml:space="preserve">progress_logs</w:t>
       </w:r>
       <w:r>
-        <w:t xml:space="preserve"> </w:t>
-      </w:r>
-      <w:r>
-        <w:t xml:space="preserve">which a supervisor evaluates;</w:t>
-      </w:r>
-      <w:r>
-        <w:t xml:space="preserve"> </w:t>
-      </w:r>
-      <w:r>
-        <w:rPr>
-          <w:rStyle w:val="VerbatimChar"/>
-        </w:rPr>
-        <w:t xml:space="preserve">notifications</w:t>
-      </w:r>
-      <w:r>
-        <w:t xml:space="preserve"> </w:t>
-      </w:r>
-      <w:r>
-        <w:t xml:space="preserve">and</w:t>
-      </w:r>
-      <w:r>
-        <w:t xml:space="preserve"> </w:t>
-      </w:r>
-      <w:r>
-        <w:rPr>
-          <w:rStyle w:val="VerbatimChar"/>
-        </w:rPr>
-        <w:t xml:space="preserve">audit_logs</w:t>
-      </w:r>
-      <w:r>
-        <w:t xml:space="preserve"> </w:t>
-      </w:r>
-      <w:r>
-        <w:t xml:space="preserve">both belong to a user.</w:t>
+        <w:t xml:space="preserve">,</w:t>
+      </w:r>
+      <w:r>
+        <w:t xml:space="preserve"> </w:t>
+      </w:r>
+      <w:r>
+        <w:t xml:space="preserve">which a supervisor evaluates with feedback and marks.</w:t>
       </w:r>
     </w:p>
     <w:p>
@@ -4067,19 +4001,19 @@
         <w:t xml:space="preserve"> </w:t>
       </w:r>
       <w:r>
-        <w:t xml:space="preserve">company should remove its internships, but removing a supervisor or a college</w:t>
-      </w:r>
-      <w:r>
-        <w:t xml:space="preserve"> </w:t>
-      </w:r>
-      <w:r>
-        <w:t xml:space="preserve">must not delete a student’s records, took careful thought — and each rule is</w:t>
-      </w:r>
-      <w:r>
-        <w:t xml:space="preserve"> </w:t>
-      </w:r>
-      <w:r>
-        <w:t xml:space="preserve">now covered by a test.</w:t>
+        <w:t xml:space="preserve">company should remove its internships and their applications, but that</w:t>
+      </w:r>
+      <w:r>
+        <w:t xml:space="preserve"> </w:t>
+      </w:r>
+      <w:r>
+        <w:t xml:space="preserve">removing a supervisor must not wipe the marks that supervisor already</w:t>
+      </w:r>
+      <w:r>
+        <w:t xml:space="preserve"> </w:t>
+      </w:r>
+      <w:r>
+        <w:t xml:space="preserve">awarded, took careful thought — and each rule is now covered by a test.</w:t>
       </w:r>
     </w:p>
     <w:p>
@@ -4097,19 +4031,25 @@
         <w:t xml:space="preserve"> </w:t>
       </w:r>
       <w:r>
-        <w:t xml:space="preserve">Email delivery of the notifications we already generate, interview scheduling,</w:t>
-      </w:r>
-      <w:r>
-        <w:t xml:space="preserve"> </w:t>
-      </w:r>
-      <w:r>
-        <w:t xml:space="preserve">direct messaging between students and companies, automatic completion</w:t>
-      </w:r>
-      <w:r>
-        <w:t xml:space="preserve"> </w:t>
-      </w:r>
-      <w:r>
-        <w:t xml:space="preserve">certificates, and deployment on a live server with HTTPS and backups.</w:t>
+        <w:t xml:space="preserve">In-application notifications and then email delivery of them, interview</w:t>
+      </w:r>
+      <w:r>
+        <w:t xml:space="preserve"> </w:t>
+      </w:r>
+      <w:r>
+        <w:t xml:space="preserve">scheduling, direct messaging between students and companies, automatic</w:t>
+      </w:r>
+      <w:r>
+        <w:t xml:space="preserve"> </w:t>
+      </w:r>
+      <w:r>
+        <w:t xml:space="preserve">completion certificates, and deployment on a live server with HTTPS and</w:t>
+      </w:r>
+      <w:r>
+        <w:t xml:space="preserve"> </w:t>
+      </w:r>
+      <w:r>
+        <w:t xml:space="preserve">backups.</w:t>
       </w:r>
     </w:p>
     <w:p>
@@ -4151,19 +4091,25 @@
           <w:bCs/>
           <w:b/>
         </w:rPr>
-        <w:t xml:space="preserve">Email and SMS</w:t>
-      </w:r>
-      <w:r>
-        <w:t xml:space="preserve"> </w:t>
-      </w:r>
-      <w:r>
-        <w:t xml:space="preserve">— not implemented; notifications are inside the</w:t>
-      </w:r>
-      <w:r>
-        <w:t xml:space="preserve"> </w:t>
-      </w:r>
-      <w:r>
-        <w:t xml:space="preserve">application only, because we had no mail server to demonstrate with.</w:t>
+        <w:t xml:space="preserve">Notifications of any kind</w:t>
+      </w:r>
+      <w:r>
+        <w:t xml:space="preserve"> </w:t>
+      </w:r>
+      <w:r>
+        <w:t xml:space="preserve">— not implemented. A student sees a decision</w:t>
+      </w:r>
+      <w:r>
+        <w:t xml:space="preserve"> </w:t>
+      </w:r>
+      <w:r>
+        <w:t xml:space="preserve">by opening My Applications, not by being told. This was a deliberate</w:t>
+      </w:r>
+      <w:r>
+        <w:t xml:space="preserve"> </w:t>
+      </w:r>
+      <w:r>
+        <w:t xml:space="preserve">simplification so the schema stays at eight tables.</w:t>
       </w:r>
     </w:p>
     <w:p>
@@ -4435,7 +4381,7 @@
               <w:jc w:val="left"/>
             </w:pPr>
             <w:r>
-              <w:t xml:space="preserve">11</w:t>
+              <w:t xml:space="preserve">8</w:t>
             </w:r>
           </w:p>
         </w:tc>
@@ -4461,7 +4407,7 @@
               <w:jc w:val="left"/>
             </w:pPr>
             <w:r>
-              <w:t xml:space="preserve">11 (</w:t>
+              <w:t xml:space="preserve">8 (</w:t>
             </w:r>
             <w:r>
               <w:rPr>
@@ -4496,7 +4442,7 @@
               <w:jc w:val="left"/>
             </w:pPr>
             <w:r>
-              <w:t xml:space="preserve">32 (</w:t>
+              <w:t xml:space="preserve">29 (</w:t>
             </w:r>
             <w:r>
               <w:rPr>
@@ -4566,7 +4512,7 @@
               <w:jc w:val="left"/>
             </w:pPr>
             <w:r>
-              <w:t xml:space="preserve">20 (all extend</w:t>
+              <w:t xml:space="preserve">18 (all extend</w:t>
             </w:r>
             <w:r>
               <w:t xml:space="preserve"> </w:t>
@@ -4604,7 +4550,7 @@
               <w:jc w:val="left"/>
             </w:pPr>
             <w:r>
-              <w:t xml:space="preserve">36, all passing</w:t>
+              <w:t xml:space="preserve">29, all passing</w:t>
             </w:r>
           </w:p>
         </w:tc>
@@ -4630,7 +4576,7 @@
               <w:jc w:val="left"/>
             </w:pPr>
             <w:r>
-              <w:t xml:space="preserve">27</w:t>
+              <w:t xml:space="preserve">21</w:t>
             </w:r>
           </w:p>
         </w:tc>
@@ -4656,7 +4602,7 @@
               <w:jc w:val="left"/>
             </w:pPr>
             <w:r>
-              <w:t xml:space="preserve">FR-1 … FR-24</w:t>
+              <w:t xml:space="preserve">FR-1 … FR-23</w:t>
             </w:r>
           </w:p>
         </w:tc>

--- a/docs/Viva_QA_Sheet.docx
+++ b/docs/Viva_QA_Sheet.docx
@@ -133,7 +133,7 @@
         <w:t xml:space="preserve"> </w:t>
       </w:r>
       <w:r>
-        <w:t xml:space="preserve">Bootstrap interface. The database has eight tables, and we have written</w:t>
+        <w:t xml:space="preserve">Bootstrap interface. The database has nine tables, and we have written</w:t>
       </w:r>
       <w:r>
         <w:t xml:space="preserve"> </w:t>
@@ -632,7 +632,7 @@
               <w:t xml:space="preserve">“</w:t>
             </w:r>
             <w:r>
-              <w:t xml:space="preserve">My Applications now shows the status as selected, and the log book link has appeared.</w:t>
+              <w:t xml:space="preserve">The bell shows an unread count. The message links straight to the application.</w:t>
             </w:r>
             <w:r>
               <w:t xml:space="preserve">”</w:t>
@@ -1253,13 +1253,13 @@
         <w:t xml:space="preserve"> </w:t>
       </w:r>
       <w:r>
-        <w:t xml:space="preserve">supervisor feedback and marks, CSV exports and user administration.</w:t>
-      </w:r>
-      <w:r>
-        <w:t xml:space="preserve"> </w:t>
-      </w:r>
-      <w:r>
-        <w:t xml:space="preserve">Each student uploads one PDF holding</w:t>
+        <w:t xml:space="preserve">supervisor feedback and marks, in-app notifications, CSV exports and user</w:t>
+      </w:r>
+      <w:r>
+        <w:t xml:space="preserve"> </w:t>
+      </w:r>
+      <w:r>
+        <w:t xml:space="preserve">administration. Each student uploads one PDF holding</w:t>
       </w:r>
       <w:r>
         <w:t xml:space="preserve"> </w:t>
@@ -1317,7 +1317,7 @@
         <w:t xml:space="preserve"> </w:t>
       </w:r>
       <w:r>
-        <w:t xml:space="preserve">Eight:</w:t>
+        <w:t xml:space="preserve">Nine:</w:t>
       </w:r>
       <w:r>
         <w:t xml:space="preserve"> </w:t>
@@ -1411,6 +1411,18 @@
           <w:rStyle w:val="VerbatimChar"/>
         </w:rPr>
         <w:t xml:space="preserve">progress_logs</w:t>
+      </w:r>
+      <w:r>
+        <w:t xml:space="preserve">,</w:t>
+      </w:r>
+      <w:r>
+        <w:t xml:space="preserve"> </w:t>
+      </w:r>
+      <w:r>
+        <w:rPr>
+          <w:rStyle w:val="VerbatimChar"/>
+        </w:rPr>
+        <w:t xml:space="preserve">notifications</w:t>
       </w:r>
       <w:r>
         <w:t xml:space="preserve">.</w:t>
@@ -2003,7 +2015,7 @@
         <w:t xml:space="preserve"> </w:t>
       </w:r>
       <w:r>
-        <w:t xml:space="preserve">defines the data model. The data tier is MySQL with eight tables.</w:t>
+        <w:t xml:space="preserve">defines the data model. The data tier is MySQL with nine tables.</w:t>
       </w:r>
     </w:p>
     <w:p>
@@ -3143,6 +3155,84 @@
           <w:bCs/>
           <w:b/>
         </w:rPr>
+        <w:t xml:space="preserve">Q: How does a user find out something happened?</w:t>
+      </w:r>
+      <w:r>
+        <w:t xml:space="preserve"> </w:t>
+      </w:r>
+      <w:r>
+        <w:t xml:space="preserve">Four events queue a notification: an application submitted, a decision</w:t>
+      </w:r>
+      <w:r>
+        <w:t xml:space="preserve"> </w:t>
+      </w:r>
+      <w:r>
+        <w:t xml:space="preserve">recorded, a weekly log submitted and feedback given. Approving or rejecting</w:t>
+      </w:r>
+      <w:r>
+        <w:t xml:space="preserve"> </w:t>
+      </w:r>
+      <w:r>
+        <w:t xml:space="preserve">an account notifies its owner too.</w:t>
+      </w:r>
+      <w:r>
+        <w:t xml:space="preserve"> </w:t>
+      </w:r>
+      <w:r>
+        <w:rPr>
+          <w:rStyle w:val="VerbatimChar"/>
+        </w:rPr>
+        <w:t xml:space="preserve">notify()</w:t>
+      </w:r>
+      <w:r>
+        <w:t xml:space="preserve"> </w:t>
+      </w:r>
+      <w:r>
+        <w:t xml:space="preserve">adds the row to the same</w:t>
+      </w:r>
+      <w:r>
+        <w:t xml:space="preserve"> </w:t>
+      </w:r>
+      <w:r>
+        <w:t xml:space="preserve">session as the action, so one</w:t>
+      </w:r>
+      <w:r>
+        <w:t xml:space="preserve"> </w:t>
+      </w:r>
+      <w:r>
+        <w:rPr>
+          <w:rStyle w:val="VerbatimChar"/>
+        </w:rPr>
+        <w:t xml:space="preserve">commit()</w:t>
+      </w:r>
+      <w:r>
+        <w:t xml:space="preserve"> </w:t>
+      </w:r>
+      <w:r>
+        <w:t xml:space="preserve">writes both — an application can</w:t>
+      </w:r>
+      <w:r>
+        <w:t xml:space="preserve"> </w:t>
+      </w:r>
+      <w:r>
+        <w:t xml:space="preserve">never exist without the company having been told. The bell in the navigation</w:t>
+      </w:r>
+      <w:r>
+        <w:t xml:space="preserve"> </w:t>
+      </w:r>
+      <w:r>
+        <w:t xml:space="preserve">bar shows the unread count, and opening the page marks them read.</w:t>
+      </w:r>
+    </w:p>
+    <w:p>
+      <w:pPr>
+        <w:pStyle w:val="BodyText"/>
+      </w:pPr>
+      <w:r>
+        <w:rPr>
+          <w:bCs/>
+          <w:b/>
+        </w:rPr>
         <w:t xml:space="preserve">Q: How do you know who created a record?</w:t>
       </w:r>
       <w:r>
@@ -3584,7 +3674,7 @@
         <w:t xml:space="preserve"> </w:t>
       </w:r>
       <w:r>
-        <w:t xml:space="preserve">Eight entities.</w:t>
+        <w:t xml:space="preserve">Nine entities.</w:t>
       </w:r>
       <w:r>
         <w:t xml:space="preserve"> </w:t>
@@ -3695,7 +3785,7 @@
         <w:t xml:space="preserve"> </w:t>
       </w:r>
       <w:r>
-        <w:t xml:space="preserve">from students; and each application contains</w:t>
+        <w:t xml:space="preserve">from students; each application contains</w:t>
       </w:r>
       <w:r>
         <w:t xml:space="preserve"> </w:t>
@@ -3713,7 +3803,25 @@
         <w:t xml:space="preserve"> </w:t>
       </w:r>
       <w:r>
-        <w:t xml:space="preserve">which a supervisor evaluates with feedback and marks.</w:t>
+        <w:t xml:space="preserve">which a supervisor evaluates with feedback and marks; and every user can</w:t>
+      </w:r>
+      <w:r>
+        <w:t xml:space="preserve"> </w:t>
+      </w:r>
+      <w:r>
+        <w:t xml:space="preserve">receive</w:t>
+      </w:r>
+      <w:r>
+        <w:t xml:space="preserve"> </w:t>
+      </w:r>
+      <w:r>
+        <w:rPr>
+          <w:rStyle w:val="VerbatimChar"/>
+        </w:rPr>
+        <w:t xml:space="preserve">notifications</w:t>
+      </w:r>
+      <w:r>
+        <w:t xml:space="preserve">.</w:t>
       </w:r>
     </w:p>
     <w:p>
@@ -4031,7 +4139,7 @@
         <w:t xml:space="preserve"> </w:t>
       </w:r>
       <w:r>
-        <w:t xml:space="preserve">In-application notifications and then email delivery of them, interview</w:t>
+        <w:t xml:space="preserve">Email delivery of the notifications we already generate, interview</w:t>
       </w:r>
       <w:r>
         <w:t xml:space="preserve"> </w:t>
@@ -4091,25 +4199,25 @@
           <w:bCs/>
           <w:b/>
         </w:rPr>
-        <w:t xml:space="preserve">Notifications of any kind</w:t>
-      </w:r>
-      <w:r>
-        <w:t xml:space="preserve"> </w:t>
-      </w:r>
-      <w:r>
-        <w:t xml:space="preserve">— not implemented. A student sees a decision</w:t>
-      </w:r>
-      <w:r>
-        <w:t xml:space="preserve"> </w:t>
-      </w:r>
-      <w:r>
-        <w:t xml:space="preserve">by opening My Applications, not by being told. This was a deliberate</w:t>
-      </w:r>
-      <w:r>
-        <w:t xml:space="preserve"> </w:t>
-      </w:r>
-      <w:r>
-        <w:t xml:space="preserve">simplification so the schema stays at eight tables.</w:t>
+        <w:t xml:space="preserve">Email and SMS</w:t>
+      </w:r>
+      <w:r>
+        <w:t xml:space="preserve"> </w:t>
+      </w:r>
+      <w:r>
+        <w:t xml:space="preserve">— not implemented. Notifications are inside the</w:t>
+      </w:r>
+      <w:r>
+        <w:t xml:space="preserve"> </w:t>
+      </w:r>
+      <w:r>
+        <w:t xml:space="preserve">application only, because we had no mail server to demonstrate with. The</w:t>
+      </w:r>
+      <w:r>
+        <w:t xml:space="preserve"> </w:t>
+      </w:r>
+      <w:r>
+        <w:t xml:space="preserve">events are already stored, so only the delivery channel is missing.</w:t>
       </w:r>
     </w:p>
     <w:p>
@@ -4381,7 +4489,7 @@
               <w:jc w:val="left"/>
             </w:pPr>
             <w:r>
-              <w:t xml:space="preserve">8</w:t>
+              <w:t xml:space="preserve">9</w:t>
             </w:r>
           </w:p>
         </w:tc>
@@ -4407,7 +4515,7 @@
               <w:jc w:val="left"/>
             </w:pPr>
             <w:r>
-              <w:t xml:space="preserve">8 (</w:t>
+              <w:t xml:space="preserve">9 (</w:t>
             </w:r>
             <w:r>
               <w:rPr>
@@ -4442,7 +4550,7 @@
               <w:jc w:val="left"/>
             </w:pPr>
             <w:r>
-              <w:t xml:space="preserve">29 (</w:t>
+              <w:t xml:space="preserve">30 (</w:t>
             </w:r>
             <w:r>
               <w:rPr>
@@ -4512,7 +4620,7 @@
               <w:jc w:val="left"/>
             </w:pPr>
             <w:r>
-              <w:t xml:space="preserve">18 (all extend</w:t>
+              <w:t xml:space="preserve">19 (all extend</w:t>
             </w:r>
             <w:r>
               <w:t xml:space="preserve"> </w:t>
@@ -4550,7 +4658,7 @@
               <w:jc w:val="left"/>
             </w:pPr>
             <w:r>
-              <w:t xml:space="preserve">29, all passing</w:t>
+              <w:t xml:space="preserve">33, all passing</w:t>
             </w:r>
           </w:p>
         </w:tc>
@@ -4576,7 +4684,7 @@
               <w:jc w:val="left"/>
             </w:pPr>
             <w:r>
-              <w:t xml:space="preserve">21</w:t>
+              <w:t xml:space="preserve">24</w:t>
             </w:r>
           </w:p>
         </w:tc>
@@ -4602,7 +4710,7 @@
               <w:jc w:val="left"/>
             </w:pPr>
             <w:r>
-              <w:t xml:space="preserve">FR-1 … FR-23</w:t>
+              <w:t xml:space="preserve">FR-1 … FR-24</w:t>
             </w:r>
           </w:p>
         </w:tc>
